--- a/04_docs/manual/ScadaViewer_Uzivatelsky_manual_CS.docx
+++ b/04_docs/manual/ScadaViewer_Uzivatelsky_manual_CS.docx
@@ -216,7 +216,7 @@
                 <w:bCs/>
                 <w:color w:val="161C2D"/>
               </w:rPr>
-              <w:t>2.1.0</w:t>
+              <w:t>2.1.2</w:t>
             </w:r>
           </w:p>
         </w:tc>
@@ -341,7 +341,7 @@
     <w:sdt>
       <w:sdtPr>
         <w:alias w:val="Obsah"/>
-        <w:id w:val="-1995937940"/>
+        <w:id w:val="-21174164"/>
       </w:sdtPr>
       <w:sdtEndPr/>
       <w:sdtContent>
@@ -370,7 +370,7 @@
           <w:r>
             <w:fldChar w:fldCharType="separate"/>
           </w:r>
-          <w:hyperlink w:anchor="_Toc242522620" w:history="1">
+          <w:hyperlink w:anchor="_Toc242612410" w:history="1">
             <w:r>
               <w:rPr>
                 <w:rStyle w:val="Hypertextovodkaz"/>
@@ -394,7 +394,7 @@
               <w:rPr>
                 <w:noProof/>
               </w:rPr>
-              <w:instrText xml:space="preserve"> PAGEREF _Toc242522620 \h </w:instrText>
+              <w:instrText xml:space="preserve"> PAGEREF _Toc242612410 \h </w:instrText>
             </w:r>
             <w:r>
               <w:rPr>
@@ -437,7 +437,7 @@
               <w14:ligatures w14:val="standardContextual"/>
             </w:rPr>
           </w:pPr>
-          <w:hyperlink w:anchor="_Toc242522621" w:history="1">
+          <w:hyperlink w:anchor="_Toc242612411" w:history="1">
             <w:r>
               <w:rPr>
                 <w:rStyle w:val="Hypertextovodkaz"/>
@@ -461,7 +461,7 @@
               <w:rPr>
                 <w:noProof/>
               </w:rPr>
-              <w:instrText xml:space="preserve"> PAGEREF _Toc242522621 \h </w:instrText>
+              <w:instrText xml:space="preserve"> PAGEREF _Toc242612411 \h </w:instrText>
             </w:r>
             <w:r>
               <w:rPr>
@@ -504,7 +504,7 @@
               <w14:ligatures w14:val="standardContextual"/>
             </w:rPr>
           </w:pPr>
-          <w:hyperlink w:anchor="_Toc242522622" w:history="1">
+          <w:hyperlink w:anchor="_Toc242612412" w:history="1">
             <w:r>
               <w:rPr>
                 <w:rStyle w:val="Hypertextovodkaz"/>
@@ -528,7 +528,7 @@
               <w:rPr>
                 <w:noProof/>
               </w:rPr>
-              <w:instrText xml:space="preserve"> PAGEREF _Toc242522622 \h </w:instrText>
+              <w:instrText xml:space="preserve"> PAGEREF _Toc242612412 \h </w:instrText>
             </w:r>
             <w:r>
               <w:rPr>
@@ -571,7 +571,7 @@
               <w14:ligatures w14:val="standardContextual"/>
             </w:rPr>
           </w:pPr>
-          <w:hyperlink w:anchor="_Toc242522623" w:history="1">
+          <w:hyperlink w:anchor="_Toc242612413" w:history="1">
             <w:r>
               <w:rPr>
                 <w:rStyle w:val="Hypertextovodkaz"/>
@@ -595,7 +595,7 @@
               <w:rPr>
                 <w:noProof/>
               </w:rPr>
-              <w:instrText xml:space="preserve"> PAGEREF _Toc242522623 \h </w:instrText>
+              <w:instrText xml:space="preserve"> PAGEREF _Toc242612413 \h </w:instrText>
             </w:r>
             <w:r>
               <w:rPr>
@@ -638,7 +638,7 @@
               <w14:ligatures w14:val="standardContextual"/>
             </w:rPr>
           </w:pPr>
-          <w:hyperlink w:anchor="_Toc242522624" w:history="1">
+          <w:hyperlink w:anchor="_Toc242612414" w:history="1">
             <w:r>
               <w:rPr>
                 <w:rStyle w:val="Hypertextovodkaz"/>
@@ -662,7 +662,7 @@
               <w:rPr>
                 <w:noProof/>
               </w:rPr>
-              <w:instrText xml:space="preserve"> PAGEREF _Toc242522624 \h </w:instrText>
+              <w:instrText xml:space="preserve"> PAGEREF _Toc242612414 \h </w:instrText>
             </w:r>
             <w:r>
               <w:rPr>
@@ -705,7 +705,7 @@
               <w14:ligatures w14:val="standardContextual"/>
             </w:rPr>
           </w:pPr>
-          <w:hyperlink w:anchor="_Toc242522625" w:history="1">
+          <w:hyperlink w:anchor="_Toc242612415" w:history="1">
             <w:r>
               <w:rPr>
                 <w:rStyle w:val="Hypertextovodkaz"/>
@@ -729,7 +729,7 @@
               <w:rPr>
                 <w:noProof/>
               </w:rPr>
-              <w:instrText xml:space="preserve"> PAGEREF _Toc242522625 \h </w:instrText>
+              <w:instrText xml:space="preserve"> PAGEREF _Toc242612415 \h </w:instrText>
             </w:r>
             <w:r>
               <w:rPr>
@@ -772,7 +772,7 @@
               <w14:ligatures w14:val="standardContextual"/>
             </w:rPr>
           </w:pPr>
-          <w:hyperlink w:anchor="_Toc242522626" w:history="1">
+          <w:hyperlink w:anchor="_Toc242612416" w:history="1">
             <w:r>
               <w:rPr>
                 <w:rStyle w:val="Hypertextovodkaz"/>
@@ -796,7 +796,7 @@
               <w:rPr>
                 <w:noProof/>
               </w:rPr>
-              <w:instrText xml:space="preserve"> PAGEREF _Toc242522626 \h </w:instrText>
+              <w:instrText xml:space="preserve"> PAGEREF _Toc242612416 \h </w:instrText>
             </w:r>
             <w:r>
               <w:rPr>
@@ -839,7 +839,7 @@
               <w14:ligatures w14:val="standardContextual"/>
             </w:rPr>
           </w:pPr>
-          <w:hyperlink w:anchor="_Toc242522627" w:history="1">
+          <w:hyperlink w:anchor="_Toc242612417" w:history="1">
             <w:r>
               <w:rPr>
                 <w:rStyle w:val="Hypertextovodkaz"/>
@@ -863,7 +863,7 @@
               <w:rPr>
                 <w:noProof/>
               </w:rPr>
-              <w:instrText xml:space="preserve"> PAGEREF _Toc242522627 \h </w:instrText>
+              <w:instrText xml:space="preserve"> PAGEREF _Toc242612417 \h </w:instrText>
             </w:r>
             <w:r>
               <w:rPr>
@@ -906,7 +906,7 @@
               <w14:ligatures w14:val="standardContextual"/>
             </w:rPr>
           </w:pPr>
-          <w:hyperlink w:anchor="_Toc242522628" w:history="1">
+          <w:hyperlink w:anchor="_Toc242612418" w:history="1">
             <w:r>
               <w:rPr>
                 <w:rStyle w:val="Hypertextovodkaz"/>
@@ -930,7 +930,7 @@
               <w:rPr>
                 <w:noProof/>
               </w:rPr>
-              <w:instrText xml:space="preserve"> PAGEREF _Toc242522628 \h </w:instrText>
+              <w:instrText xml:space="preserve"> PAGEREF _Toc242612418 \h </w:instrText>
             </w:r>
             <w:r>
               <w:rPr>
@@ -973,7 +973,7 @@
               <w14:ligatures w14:val="standardContextual"/>
             </w:rPr>
           </w:pPr>
-          <w:hyperlink w:anchor="_Toc242522629" w:history="1">
+          <w:hyperlink w:anchor="_Toc242612419" w:history="1">
             <w:r>
               <w:rPr>
                 <w:rStyle w:val="Hypertextovodkaz"/>
@@ -997,7 +997,7 @@
               <w:rPr>
                 <w:noProof/>
               </w:rPr>
-              <w:instrText xml:space="preserve"> PAGEREF _Toc242522629 \h </w:instrText>
+              <w:instrText xml:space="preserve"> PAGEREF _Toc242612419 \h </w:instrText>
             </w:r>
             <w:r>
               <w:rPr>
@@ -1040,7 +1040,7 @@
               <w14:ligatures w14:val="standardContextual"/>
             </w:rPr>
           </w:pPr>
-          <w:hyperlink w:anchor="_Toc242522630" w:history="1">
+          <w:hyperlink w:anchor="_Toc242612420" w:history="1">
             <w:r>
               <w:rPr>
                 <w:rStyle w:val="Hypertextovodkaz"/>
@@ -1064,7 +1064,7 @@
               <w:rPr>
                 <w:noProof/>
               </w:rPr>
-              <w:instrText xml:space="preserve"> PAGEREF _Toc242522630 \h </w:instrText>
+              <w:instrText xml:space="preserve"> PAGEREF _Toc242612420 \h </w:instrText>
             </w:r>
             <w:r>
               <w:rPr>
@@ -1107,7 +1107,7 @@
               <w14:ligatures w14:val="standardContextual"/>
             </w:rPr>
           </w:pPr>
-          <w:hyperlink w:anchor="_Toc242522631" w:history="1">
+          <w:hyperlink w:anchor="_Toc242612421" w:history="1">
             <w:r>
               <w:rPr>
                 <w:rStyle w:val="Hypertextovodkaz"/>
@@ -1131,7 +1131,7 @@
               <w:rPr>
                 <w:noProof/>
               </w:rPr>
-              <w:instrText xml:space="preserve"> PAGEREF _Toc242522631 \h </w:instrText>
+              <w:instrText xml:space="preserve"> PAGEREF _Toc242612421 \h </w:instrText>
             </w:r>
             <w:r>
               <w:rPr>
@@ -1174,7 +1174,7 @@
               <w14:ligatures w14:val="standardContextual"/>
             </w:rPr>
           </w:pPr>
-          <w:hyperlink w:anchor="_Toc242522632" w:history="1">
+          <w:hyperlink w:anchor="_Toc242612422" w:history="1">
             <w:r>
               <w:rPr>
                 <w:rStyle w:val="Hypertextovodkaz"/>
@@ -1198,7 +1198,7 @@
               <w:rPr>
                 <w:noProof/>
               </w:rPr>
-              <w:instrText xml:space="preserve"> PAGEREF _Toc242522632 \h </w:instrText>
+              <w:instrText xml:space="preserve"> PAGEREF _Toc242612422 \h </w:instrText>
             </w:r>
             <w:r>
               <w:rPr>
@@ -1241,7 +1241,7 @@
               <w14:ligatures w14:val="standardContextual"/>
             </w:rPr>
           </w:pPr>
-          <w:hyperlink w:anchor="_Toc242522633" w:history="1">
+          <w:hyperlink w:anchor="_Toc242612423" w:history="1">
             <w:r>
               <w:rPr>
                 <w:rStyle w:val="Hypertextovodkaz"/>
@@ -1265,7 +1265,7 @@
               <w:rPr>
                 <w:noProof/>
               </w:rPr>
-              <w:instrText xml:space="preserve"> PAGEREF _Toc242522633 \h </w:instrText>
+              <w:instrText xml:space="preserve"> PAGEREF _Toc242612423 \h </w:instrText>
             </w:r>
             <w:r>
               <w:rPr>
@@ -1308,7 +1308,7 @@
               <w14:ligatures w14:val="standardContextual"/>
             </w:rPr>
           </w:pPr>
-          <w:hyperlink w:anchor="_Toc242522634" w:history="1">
+          <w:hyperlink w:anchor="_Toc242612424" w:history="1">
             <w:r>
               <w:rPr>
                 <w:rStyle w:val="Hypertextovodkaz"/>
@@ -1332,7 +1332,7 @@
               <w:rPr>
                 <w:noProof/>
               </w:rPr>
-              <w:instrText xml:space="preserve"> PAGEREF _Toc242522634 \h </w:instrText>
+              <w:instrText xml:space="preserve"> PAGEREF _Toc242612424 \h </w:instrText>
             </w:r>
             <w:r>
               <w:rPr>
@@ -1375,7 +1375,7 @@
               <w14:ligatures w14:val="standardContextual"/>
             </w:rPr>
           </w:pPr>
-          <w:hyperlink w:anchor="_Toc242522635" w:history="1">
+          <w:hyperlink w:anchor="_Toc242612425" w:history="1">
             <w:r>
               <w:rPr>
                 <w:rStyle w:val="Hypertextovodkaz"/>
@@ -1399,7 +1399,7 @@
               <w:rPr>
                 <w:noProof/>
               </w:rPr>
-              <w:instrText xml:space="preserve"> PAGEREF _Toc242522635 \h </w:instrText>
+              <w:instrText xml:space="preserve"> PAGEREF _Toc242612425 \h </w:instrText>
             </w:r>
             <w:r>
               <w:rPr>
@@ -1442,7 +1442,7 @@
               <w14:ligatures w14:val="standardContextual"/>
             </w:rPr>
           </w:pPr>
-          <w:hyperlink w:anchor="_Toc242522636" w:history="1">
+          <w:hyperlink w:anchor="_Toc242612426" w:history="1">
             <w:r>
               <w:rPr>
                 <w:rStyle w:val="Hypertextovodkaz"/>
@@ -1466,7 +1466,7 @@
               <w:rPr>
                 <w:noProof/>
               </w:rPr>
-              <w:instrText xml:space="preserve"> PAGEREF _Toc242522636 \h </w:instrText>
+              <w:instrText xml:space="preserve"> PAGEREF _Toc242612426 \h </w:instrText>
             </w:r>
             <w:r>
               <w:rPr>
@@ -1509,7 +1509,7 @@
               <w14:ligatures w14:val="standardContextual"/>
             </w:rPr>
           </w:pPr>
-          <w:hyperlink w:anchor="_Toc242522637" w:history="1">
+          <w:hyperlink w:anchor="_Toc242612427" w:history="1">
             <w:r>
               <w:rPr>
                 <w:rStyle w:val="Hypertextovodkaz"/>
@@ -1533,7 +1533,7 @@
               <w:rPr>
                 <w:noProof/>
               </w:rPr>
-              <w:instrText xml:space="preserve"> PAGEREF _Toc242522637 \h </w:instrText>
+              <w:instrText xml:space="preserve"> PAGEREF _Toc242612427 \h </w:instrText>
             </w:r>
             <w:r>
               <w:rPr>
@@ -1576,7 +1576,7 @@
               <w14:ligatures w14:val="standardContextual"/>
             </w:rPr>
           </w:pPr>
-          <w:hyperlink w:anchor="_Toc242522638" w:history="1">
+          <w:hyperlink w:anchor="_Toc242612428" w:history="1">
             <w:r>
               <w:rPr>
                 <w:rStyle w:val="Hypertextovodkaz"/>
@@ -1600,7 +1600,7 @@
               <w:rPr>
                 <w:noProof/>
               </w:rPr>
-              <w:instrText xml:space="preserve"> PAGEREF _Toc242522638 \h </w:instrText>
+              <w:instrText xml:space="preserve"> PAGEREF _Toc242612428 \h </w:instrText>
             </w:r>
             <w:r>
               <w:rPr>
@@ -1643,7 +1643,7 @@
               <w14:ligatures w14:val="standardContextual"/>
             </w:rPr>
           </w:pPr>
-          <w:hyperlink w:anchor="_Toc242522639" w:history="1">
+          <w:hyperlink w:anchor="_Toc242612429" w:history="1">
             <w:r>
               <w:rPr>
                 <w:rStyle w:val="Hypertextovodkaz"/>
@@ -1667,7 +1667,7 @@
               <w:rPr>
                 <w:noProof/>
               </w:rPr>
-              <w:instrText xml:space="preserve"> PAGEREF _Toc242522639 \h </w:instrText>
+              <w:instrText xml:space="preserve"> PAGEREF _Toc242612429 \h </w:instrText>
             </w:r>
             <w:r>
               <w:rPr>
@@ -1710,7 +1710,7 @@
               <w14:ligatures w14:val="standardContextual"/>
             </w:rPr>
           </w:pPr>
-          <w:hyperlink w:anchor="_Toc242522640" w:history="1">
+          <w:hyperlink w:anchor="_Toc242612430" w:history="1">
             <w:r>
               <w:rPr>
                 <w:rStyle w:val="Hypertextovodkaz"/>
@@ -1734,7 +1734,7 @@
               <w:rPr>
                 <w:noProof/>
               </w:rPr>
-              <w:instrText xml:space="preserve"> PAGEREF _Toc242522640 \h </w:instrText>
+              <w:instrText xml:space="preserve"> PAGEREF _Toc242612430 \h </w:instrText>
             </w:r>
             <w:r>
               <w:rPr>
@@ -1777,7 +1777,7 @@
               <w14:ligatures w14:val="standardContextual"/>
             </w:rPr>
           </w:pPr>
-          <w:hyperlink w:anchor="_Toc242522641" w:history="1">
+          <w:hyperlink w:anchor="_Toc242612431" w:history="1">
             <w:r>
               <w:rPr>
                 <w:rStyle w:val="Hypertextovodkaz"/>
@@ -1801,7 +1801,7 @@
               <w:rPr>
                 <w:noProof/>
               </w:rPr>
-              <w:instrText xml:space="preserve"> PAGEREF _Toc242522641 \h </w:instrText>
+              <w:instrText xml:space="preserve"> PAGEREF _Toc242612431 \h </w:instrText>
             </w:r>
             <w:r>
               <w:rPr>
@@ -1844,7 +1844,7 @@
               <w14:ligatures w14:val="standardContextual"/>
             </w:rPr>
           </w:pPr>
-          <w:hyperlink w:anchor="_Toc242522642" w:history="1">
+          <w:hyperlink w:anchor="_Toc242612432" w:history="1">
             <w:r>
               <w:rPr>
                 <w:rStyle w:val="Hypertextovodkaz"/>
@@ -1868,7 +1868,7 @@
               <w:rPr>
                 <w:noProof/>
               </w:rPr>
-              <w:instrText xml:space="preserve"> PAGEREF _Toc242522642 \h </w:instrText>
+              <w:instrText xml:space="preserve"> PAGEREF _Toc242612432 \h </w:instrText>
             </w:r>
             <w:r>
               <w:rPr>
@@ -1911,7 +1911,7 @@
               <w14:ligatures w14:val="standardContextual"/>
             </w:rPr>
           </w:pPr>
-          <w:hyperlink w:anchor="_Toc242522643" w:history="1">
+          <w:hyperlink w:anchor="_Toc242612433" w:history="1">
             <w:r>
               <w:rPr>
                 <w:rStyle w:val="Hypertextovodkaz"/>
@@ -1935,7 +1935,7 @@
               <w:rPr>
                 <w:noProof/>
               </w:rPr>
-              <w:instrText xml:space="preserve"> PAGEREF _Toc242522643 \h </w:instrText>
+              <w:instrText xml:space="preserve"> PAGEREF _Toc242612433 \h </w:instrText>
             </w:r>
             <w:r>
               <w:rPr>
@@ -1978,7 +1978,7 @@
               <w14:ligatures w14:val="standardContextual"/>
             </w:rPr>
           </w:pPr>
-          <w:hyperlink w:anchor="_Toc242522644" w:history="1">
+          <w:hyperlink w:anchor="_Toc242612434" w:history="1">
             <w:r>
               <w:rPr>
                 <w:rStyle w:val="Hypertextovodkaz"/>
@@ -2002,7 +2002,7 @@
               <w:rPr>
                 <w:noProof/>
               </w:rPr>
-              <w:instrText xml:space="preserve"> PAGEREF _Toc242522644 \h </w:instrText>
+              <w:instrText xml:space="preserve"> PAGEREF _Toc242612434 \h </w:instrText>
             </w:r>
             <w:r>
               <w:rPr>
@@ -2045,7 +2045,7 @@
               <w14:ligatures w14:val="standardContextual"/>
             </w:rPr>
           </w:pPr>
-          <w:hyperlink w:anchor="_Toc242522645" w:history="1">
+          <w:hyperlink w:anchor="_Toc242612435" w:history="1">
             <w:r>
               <w:rPr>
                 <w:rStyle w:val="Hypertextovodkaz"/>
@@ -2069,7 +2069,7 @@
               <w:rPr>
                 <w:noProof/>
               </w:rPr>
-              <w:instrText xml:space="preserve"> PAGEREF _Toc242522645 \h </w:instrText>
+              <w:instrText xml:space="preserve"> PAGEREF _Toc242612435 \h </w:instrText>
             </w:r>
             <w:r>
               <w:rPr>
@@ -2112,7 +2112,7 @@
               <w14:ligatures w14:val="standardContextual"/>
             </w:rPr>
           </w:pPr>
-          <w:hyperlink w:anchor="_Toc242522646" w:history="1">
+          <w:hyperlink w:anchor="_Toc242612436" w:history="1">
             <w:r>
               <w:rPr>
                 <w:rStyle w:val="Hypertextovodkaz"/>
@@ -2136,7 +2136,7 @@
               <w:rPr>
                 <w:noProof/>
               </w:rPr>
-              <w:instrText xml:space="preserve"> PAGEREF _Toc242522646 \h </w:instrText>
+              <w:instrText xml:space="preserve"> PAGEREF _Toc242612436 \h </w:instrText>
             </w:r>
             <w:r>
               <w:rPr>
@@ -2179,7 +2179,7 @@
               <w14:ligatures w14:val="standardContextual"/>
             </w:rPr>
           </w:pPr>
-          <w:hyperlink w:anchor="_Toc242522647" w:history="1">
+          <w:hyperlink w:anchor="_Toc242612437" w:history="1">
             <w:r>
               <w:rPr>
                 <w:rStyle w:val="Hypertextovodkaz"/>
@@ -2203,7 +2203,7 @@
               <w:rPr>
                 <w:noProof/>
               </w:rPr>
-              <w:instrText xml:space="preserve"> PAGEREF _Toc242522647 \h </w:instrText>
+              <w:instrText xml:space="preserve"> PAGEREF _Toc242612437 \h </w:instrText>
             </w:r>
             <w:r>
               <w:rPr>
@@ -2246,7 +2246,7 @@
               <w14:ligatures w14:val="standardContextual"/>
             </w:rPr>
           </w:pPr>
-          <w:hyperlink w:anchor="_Toc242522648" w:history="1">
+          <w:hyperlink w:anchor="_Toc242612438" w:history="1">
             <w:r>
               <w:rPr>
                 <w:rStyle w:val="Hypertextovodkaz"/>
@@ -2270,7 +2270,7 @@
               <w:rPr>
                 <w:noProof/>
               </w:rPr>
-              <w:instrText xml:space="preserve"> PAGEREF _Toc242522648 \h </w:instrText>
+              <w:instrText xml:space="preserve"> PAGEREF _Toc242612438 \h </w:instrText>
             </w:r>
             <w:r>
               <w:rPr>
@@ -2313,7 +2313,7 @@
               <w14:ligatures w14:val="standardContextual"/>
             </w:rPr>
           </w:pPr>
-          <w:hyperlink w:anchor="_Toc242522649" w:history="1">
+          <w:hyperlink w:anchor="_Toc242612439" w:history="1">
             <w:r>
               <w:rPr>
                 <w:rStyle w:val="Hypertextovodkaz"/>
@@ -2337,7 +2337,7 @@
               <w:rPr>
                 <w:noProof/>
               </w:rPr>
-              <w:instrText xml:space="preserve"> PAGEREF _Toc242522649 \h </w:instrText>
+              <w:instrText xml:space="preserve"> PAGEREF _Toc242612439 \h </w:instrText>
             </w:r>
             <w:r>
               <w:rPr>
@@ -2380,7 +2380,7 @@
               <w14:ligatures w14:val="standardContextual"/>
             </w:rPr>
           </w:pPr>
-          <w:hyperlink w:anchor="_Toc242522650" w:history="1">
+          <w:hyperlink w:anchor="_Toc242612440" w:history="1">
             <w:r>
               <w:rPr>
                 <w:rStyle w:val="Hypertextovodkaz"/>
@@ -2404,7 +2404,7 @@
               <w:rPr>
                 <w:noProof/>
               </w:rPr>
-              <w:instrText xml:space="preserve"> PAGEREF _Toc242522650 \h </w:instrText>
+              <w:instrText xml:space="preserve"> PAGEREF _Toc242612440 \h </w:instrText>
             </w:r>
             <w:r>
               <w:rPr>
@@ -2447,7 +2447,7 @@
               <w14:ligatures w14:val="standardContextual"/>
             </w:rPr>
           </w:pPr>
-          <w:hyperlink w:anchor="_Toc242522651" w:history="1">
+          <w:hyperlink w:anchor="_Toc242612441" w:history="1">
             <w:r>
               <w:rPr>
                 <w:rStyle w:val="Hypertextovodkaz"/>
@@ -2471,7 +2471,7 @@
               <w:rPr>
                 <w:noProof/>
               </w:rPr>
-              <w:instrText xml:space="preserve"> PAGEREF _Toc242522651 \h </w:instrText>
+              <w:instrText xml:space="preserve"> PAGEREF _Toc242612441 \h </w:instrText>
             </w:r>
             <w:r>
               <w:rPr>
@@ -2514,7 +2514,7 @@
               <w14:ligatures w14:val="standardContextual"/>
             </w:rPr>
           </w:pPr>
-          <w:hyperlink w:anchor="_Toc242522652" w:history="1">
+          <w:hyperlink w:anchor="_Toc242612442" w:history="1">
             <w:r>
               <w:rPr>
                 <w:rStyle w:val="Hypertextovodkaz"/>
@@ -2538,7 +2538,7 @@
               <w:rPr>
                 <w:noProof/>
               </w:rPr>
-              <w:instrText xml:space="preserve"> PAGEREF _Toc242522652 \h </w:instrText>
+              <w:instrText xml:space="preserve"> PAGEREF _Toc242612442 \h </w:instrText>
             </w:r>
             <w:r>
               <w:rPr>
@@ -2581,7 +2581,7 @@
               <w14:ligatures w14:val="standardContextual"/>
             </w:rPr>
           </w:pPr>
-          <w:hyperlink w:anchor="_Toc242522653" w:history="1">
+          <w:hyperlink w:anchor="_Toc242612443" w:history="1">
             <w:r>
               <w:rPr>
                 <w:rStyle w:val="Hypertextovodkaz"/>
@@ -2605,7 +2605,7 @@
               <w:rPr>
                 <w:noProof/>
               </w:rPr>
-              <w:instrText xml:space="preserve"> PAGEREF _Toc242522653 \h </w:instrText>
+              <w:instrText xml:space="preserve"> PAGEREF _Toc242612443 \h </w:instrText>
             </w:r>
             <w:r>
               <w:rPr>
@@ -2654,7 +2654,7 @@
         <w:pStyle w:val="Nadpis1"/>
         <w:pageBreakBefore/>
       </w:pPr>
-      <w:bookmarkStart w:id="0" w:name="_Toc242522620"/>
+      <w:bookmarkStart w:id="0" w:name="_Toc242612410"/>
       <w:r>
         <w:t>1  Úvod</w:t>
       </w:r>
@@ -2664,7 +2664,7 @@
       <w:pPr>
         <w:pStyle w:val="Nadpis2"/>
       </w:pPr>
-      <w:bookmarkStart w:id="1" w:name="_Toc242522621"/>
+      <w:bookmarkStart w:id="1" w:name="_Toc242612411"/>
       <w:r>
         <w:t>1.1  K čemu aplikace slouží</w:t>
       </w:r>
@@ -2835,7 +2835,7 @@
       <w:pPr>
         <w:pStyle w:val="Nadpis2"/>
       </w:pPr>
-      <w:bookmarkStart w:id="2" w:name="_Toc242522622"/>
+      <w:bookmarkStart w:id="2" w:name="_Toc242612412"/>
       <w:r>
         <w:t>1.2  Kde aplikace běží a jak ji otevřít</w:t>
       </w:r>
@@ -2905,7 +2905,7 @@
       <w:pPr>
         <w:pStyle w:val="Nadpis2"/>
       </w:pPr>
-      <w:bookmarkStart w:id="3" w:name="_Toc242522623"/>
+      <w:bookmarkStart w:id="3" w:name="_Toc242612413"/>
       <w:r>
         <w:t>1.3  Uživatelské role</w:t>
       </w:r>
@@ -4293,7 +4293,7 @@
       <w:pPr>
         <w:pStyle w:val="Nadpis2"/>
       </w:pPr>
-      <w:bookmarkStart w:id="4" w:name="_Toc242522624"/>
+      <w:bookmarkStart w:id="4" w:name="_Toc242612414"/>
       <w:r>
         <w:t>1.4  O tomto manuálu</w:t>
       </w:r>
@@ -4312,7 +4312,7 @@
         <w:pStyle w:val="Nadpis1"/>
         <w:pageBreakBefore/>
       </w:pPr>
-      <w:bookmarkStart w:id="5" w:name="_Toc242522625"/>
+      <w:bookmarkStart w:id="5" w:name="_Toc242612415"/>
       <w:r>
         <w:t>2  Přihlášení a ovládání</w:t>
       </w:r>
@@ -4322,7 +4322,7 @@
       <w:pPr>
         <w:pStyle w:val="Nadpis2"/>
       </w:pPr>
-      <w:bookmarkStart w:id="6" w:name="_Toc242522626"/>
+      <w:bookmarkStart w:id="6" w:name="_Toc242612416"/>
       <w:r>
         <w:t>2.1  Přihlášení</w:t>
       </w:r>
@@ -4339,7 +4339,7 @@
           <w:noProof/>
         </w:rPr>
         <w:drawing>
-          <wp:inline distT="0" distB="0" distL="0" distR="0" wp14:anchorId="2160FF20" wp14:editId="212824CD">
+          <wp:inline distT="0" distB="0" distL="0" distR="0" wp14:anchorId="003293B6" wp14:editId="2F594BFD">
             <wp:extent cx="3800475" cy="2133600"/>
             <wp:effectExtent l="0" t="0" r="0" b="0"/>
             <wp:docPr id="1" name="01_login" descr="Přihlašovací obrazovka" title="Přihlašovací obrazovka"/>
@@ -4472,7 +4472,7 @@
       <w:pPr>
         <w:pStyle w:val="Nadpis2"/>
       </w:pPr>
-      <w:bookmarkStart w:id="7" w:name="_Toc242522627"/>
+      <w:bookmarkStart w:id="7" w:name="_Toc242612417"/>
       <w:r>
         <w:t>2.2  Horní lišta</w:t>
       </w:r>
@@ -4489,7 +4489,7 @@
           <w:noProof/>
         </w:rPr>
         <w:drawing>
-          <wp:inline distT="0" distB="0" distL="0" distR="0" wp14:anchorId="1C188C77" wp14:editId="74D16959">
+          <wp:inline distT="0" distB="0" distL="0" distR="0" wp14:anchorId="0FC4FC76" wp14:editId="1315EAAD">
             <wp:extent cx="6124575" cy="209550"/>
             <wp:effectExtent l="0" t="0" r="0" b="0"/>
             <wp:docPr id="2" name="02b_topbar" descr="Horní lišta" title="Horní lišta"/>
@@ -5196,7 +5196,7 @@
       <w:pPr>
         <w:pStyle w:val="Nadpis2"/>
       </w:pPr>
-      <w:bookmarkStart w:id="8" w:name="_Toc242522628"/>
+      <w:bookmarkStart w:id="8" w:name="_Toc242612418"/>
       <w:r>
         <w:t>2.3  Menu a ovládání</w:t>
       </w:r>
@@ -5298,7 +5298,7 @@
         <w:pStyle w:val="Nadpis1"/>
         <w:pageBreakBefore/>
       </w:pPr>
-      <w:bookmarkStart w:id="9" w:name="_Toc242522629"/>
+      <w:bookmarkStart w:id="9" w:name="_Toc242612419"/>
       <w:r>
         <w:t>3  Databáze</w:t>
       </w:r>
@@ -5323,7 +5323,7 @@
           <w:noProof/>
         </w:rPr>
         <w:drawing>
-          <wp:inline distT="0" distB="0" distL="0" distR="0" wp14:anchorId="20C37D69" wp14:editId="06AEE536">
+          <wp:inline distT="0" distB="0" distL="0" distR="0" wp14:anchorId="4AD89DFA" wp14:editId="73316353">
             <wp:extent cx="6124575" cy="3448050"/>
             <wp:effectExtent l="0" t="0" r="0" b="0"/>
             <wp:docPr id="3" name="02_database" descr="Databáze — zakázky na PC u stroje" title="Databáze — zakázky na PC u stroje"/>
@@ -5390,7 +5390,7 @@
       <w:pPr>
         <w:pStyle w:val="Nadpis2"/>
       </w:pPr>
-      <w:bookmarkStart w:id="10" w:name="_Toc242522630"/>
+      <w:bookmarkStart w:id="10" w:name="_Toc242612420"/>
       <w:r>
         <w:t>3.1  Seznam zakázek</w:t>
       </w:r>
@@ -6233,7 +6233,7 @@
       <w:pPr>
         <w:pStyle w:val="Nadpis2"/>
       </w:pPr>
-      <w:bookmarkStart w:id="11" w:name="_Toc242522631"/>
+      <w:bookmarkStart w:id="11" w:name="_Toc242612421"/>
       <w:r>
         <w:t>3.2  Přepínače, filtr data a řazení</w:t>
       </w:r>
@@ -6250,7 +6250,7 @@
           <w:noProof/>
         </w:rPr>
         <w:drawing>
-          <wp:inline distT="0" distB="0" distL="0" distR="0" wp14:anchorId="7E9C07B4" wp14:editId="42E08258">
+          <wp:inline distT="0" distB="0" distL="0" distR="0" wp14:anchorId="48BC4962" wp14:editId="7A581388">
             <wp:extent cx="6124575" cy="342900"/>
             <wp:effectExtent l="0" t="0" r="0" b="0"/>
             <wp:docPr id="4" name="02d_controls" descr="Hlavička Databáze: ukazatel úložiště a přepínače" title="Hlavička Databáze: ukazatel úložiště a přepínače"/>
@@ -6447,7 +6447,7 @@
       <w:pPr>
         <w:pStyle w:val="Nadpis2"/>
       </w:pPr>
-      <w:bookmarkStart w:id="12" w:name="_Toc242522632"/>
+      <w:bookmarkStart w:id="12" w:name="_Toc242612422"/>
       <w:r>
         <w:t>3.3  Rozbalení zakázky</w:t>
       </w:r>
@@ -6482,7 +6482,7 @@
           <w:noProof/>
         </w:rPr>
         <w:drawing>
-          <wp:inline distT="0" distB="0" distL="0" distR="0" wp14:anchorId="39F550D9" wp14:editId="132B575F">
+          <wp:inline distT="0" distB="0" distL="0" distR="0" wp14:anchorId="1FF24DEE" wp14:editId="2DA47150">
             <wp:extent cx="6124575" cy="3448050"/>
             <wp:effectExtent l="0" t="0" r="0" b="0"/>
             <wp:docPr id="5" name="03_expanded" descr="Rozbalená zakázka v seznamu" title="Rozbalená zakázka v seznamu"/>
@@ -6549,7 +6549,7 @@
       <w:pPr>
         <w:pStyle w:val="Nadpis2"/>
       </w:pPr>
-      <w:bookmarkStart w:id="13" w:name="_Toc242522633"/>
+      <w:bookmarkStart w:id="13" w:name="_Toc242612423"/>
       <w:r>
         <w:t>3.4  Stažení dat</w:t>
       </w:r>
@@ -6599,7 +6599,7 @@
       <w:pPr>
         <w:pStyle w:val="Nadpis2"/>
       </w:pPr>
-      <w:bookmarkStart w:id="14" w:name="_Toc242522634"/>
+      <w:bookmarkStart w:id="14" w:name="_Toc242612424"/>
       <w:r>
         <w:t>3.5  Mazání souborů</w:t>
       </w:r>
@@ -6654,7 +6654,7 @@
           <w:noProof/>
         </w:rPr>
         <w:drawing>
-          <wp:inline distT="0" distB="0" distL="0" distR="0" wp14:anchorId="00C39661" wp14:editId="6A6CC9EC">
+          <wp:inline distT="0" distB="0" distL="0" distR="0" wp14:anchorId="189BD957" wp14:editId="2DED98D4">
             <wp:extent cx="6124575" cy="3448050"/>
             <wp:effectExtent l="0" t="0" r="0" b="0"/>
             <wp:docPr id="6" name="05_selection" descr="Výběr více souborů k hromadnému smazání" title="Výběr více souborů k hromadnému smazání"/>
@@ -6742,7 +6742,7 @@
       <w:pPr>
         <w:pStyle w:val="Nadpis2"/>
       </w:pPr>
-      <w:bookmarkStart w:id="15" w:name="_Toc242522635"/>
+      <w:bookmarkStart w:id="15" w:name="_Toc242612425"/>
       <w:r>
         <w:t>3.6  Vzdálené úložiště (NAS)</w:t>
       </w:r>
@@ -6777,7 +6777,7 @@
           <w:noProof/>
         </w:rPr>
         <w:drawing>
-          <wp:inline distT="0" distB="0" distL="0" distR="0" wp14:anchorId="6A8B55E6" wp14:editId="7E6B44D3">
+          <wp:inline distT="0" distB="0" distL="0" distR="0" wp14:anchorId="0F0CB5AA" wp14:editId="75A1FA85">
             <wp:extent cx="6124575" cy="3448050"/>
             <wp:effectExtent l="0" t="0" r="0" b="0"/>
             <wp:docPr id="7" name="06_remote" descr="Zakázky na NAS" title="Zakázky na NAS"/>
@@ -6844,7 +6844,7 @@
       <w:pPr>
         <w:pStyle w:val="Nadpis2"/>
       </w:pPr>
-      <w:bookmarkStart w:id="16" w:name="_Toc242522636"/>
+      <w:bookmarkStart w:id="16" w:name="_Toc242612426"/>
       <w:r>
         <w:t>3.7  Lokální úložiště a jeho čištění</w:t>
       </w:r>
@@ -6861,7 +6861,7 @@
           <w:noProof/>
         </w:rPr>
         <w:drawing>
-          <wp:inline distT="0" distB="0" distL="0" distR="0" wp14:anchorId="743C3E8C" wp14:editId="46387047">
+          <wp:inline distT="0" distB="0" distL="0" distR="0" wp14:anchorId="6214B042" wp14:editId="4EBABC34">
             <wp:extent cx="2228850" cy="342900"/>
             <wp:effectExtent l="0" t="0" r="0" b="0"/>
             <wp:docPr id="8" name="04a_storagebar" descr="Ukazatel lokálního úložiště" title="Ukazatel lokálního úložiště"/>
@@ -7002,7 +7002,7 @@
           <w:noProof/>
         </w:rPr>
         <w:drawing>
-          <wp:inline distT="0" distB="0" distL="0" distR="0" wp14:anchorId="7E383186" wp14:editId="4CD0EACC">
+          <wp:inline distT="0" distB="0" distL="0" distR="0" wp14:anchorId="6CD2E3C4" wp14:editId="7178BDFA">
             <wp:extent cx="2647950" cy="1981200"/>
             <wp:effectExtent l="0" t="0" r="0" b="0"/>
             <wp:docPr id="9" name="04_storage" descr="Potvrzení čištění synchronizovaných souborů" title="Potvrzení čištění synchronizovaných souborů"/>
@@ -7090,7 +7090,7 @@
       <w:pPr>
         <w:pStyle w:val="Nadpis2"/>
       </w:pPr>
-      <w:bookmarkStart w:id="17" w:name="_Toc242522637"/>
+      <w:bookmarkStart w:id="17" w:name="_Toc242612427"/>
       <w:r>
         <w:t>3.8  Testy (Testing)</w:t>
       </w:r>
@@ -7125,7 +7125,7 @@
           <w:noProof/>
         </w:rPr>
         <w:drawing>
-          <wp:inline distT="0" distB="0" distL="0" distR="0" wp14:anchorId="05CC7D8A" wp14:editId="10F8BA0D">
+          <wp:inline distT="0" distB="0" distL="0" distR="0" wp14:anchorId="401D0FB0" wp14:editId="35EFB41F">
             <wp:extent cx="6124575" cy="3448050"/>
             <wp:effectExtent l="0" t="0" r="0" b="0"/>
             <wp:docPr id="10" name="07_testing_list" descr="Seznam testů" title="Seznam testů"/>
@@ -7193,7 +7193,7 @@
         <w:pStyle w:val="Nadpis1"/>
         <w:pageBreakBefore/>
       </w:pPr>
-      <w:bookmarkStart w:id="18" w:name="_Toc242522638"/>
+      <w:bookmarkStart w:id="18" w:name="_Toc242612428"/>
       <w:r>
         <w:t>4  Detail zakázky</w:t>
       </w:r>
@@ -7238,7 +7238,7 @@
           <w:noProof/>
         </w:rPr>
         <w:drawing>
-          <wp:inline distT="0" distB="0" distL="0" distR="0" wp14:anchorId="310650ED" wp14:editId="5A5B6385">
+          <wp:inline distT="0" distB="0" distL="0" distR="0" wp14:anchorId="47DDD34A" wp14:editId="23FFA968">
             <wp:extent cx="6124575" cy="3448050"/>
             <wp:effectExtent l="0" t="0" r="0" b="0"/>
             <wp:docPr id="11" name="08_order" descr="Detail zakázky — hlavička a rozložení kategorií" title="Detail zakázky — hlavička a rozložení kategorií"/>
@@ -7305,7 +7305,7 @@
       <w:pPr>
         <w:pStyle w:val="Nadpis2"/>
       </w:pPr>
-      <w:bookmarkStart w:id="19" w:name="_Toc242522639"/>
+      <w:bookmarkStart w:id="19" w:name="_Toc242612429"/>
       <w:r>
         <w:t>4.1  Hlavička a rozložení kategorií</w:t>
       </w:r>
@@ -7638,7 +7638,7 @@
       <w:pPr>
         <w:pStyle w:val="Nadpis2"/>
       </w:pPr>
-      <w:bookmarkStart w:id="20" w:name="_Toc242522640"/>
+      <w:bookmarkStart w:id="20" w:name="_Toc242612430"/>
       <w:r>
         <w:t>4.2  Časový průběh</w:t>
       </w:r>
@@ -7673,7 +7673,7 @@
           <w:noProof/>
         </w:rPr>
         <w:drawing>
-          <wp:inline distT="0" distB="0" distL="0" distR="0" wp14:anchorId="7F05D3D5" wp14:editId="1D9C8F83">
+          <wp:inline distT="0" distB="0" distL="0" distR="0" wp14:anchorId="2212C75C" wp14:editId="4576E053">
             <wp:extent cx="6124575" cy="1990725"/>
             <wp:effectExtent l="0" t="0" r="0" b="0"/>
             <wp:docPr id="12" name="09_timeline" descr="Časový průběh zakázky" title="Časový průběh zakázky"/>
@@ -8250,7 +8250,7 @@
       <w:pPr>
         <w:pStyle w:val="Nadpis2"/>
       </w:pPr>
-      <w:bookmarkStart w:id="21" w:name="_Toc242522641"/>
+      <w:bookmarkStart w:id="21" w:name="_Toc242612431"/>
       <w:r>
         <w:t>4.3  Tabulka kusů a filtr</w:t>
       </w:r>
@@ -8325,7 +8325,7 @@
           <w:noProof/>
         </w:rPr>
         <w:drawing>
-          <wp:inline distT="0" distB="0" distL="0" distR="0" wp14:anchorId="1A3A5541" wp14:editId="4AE56F16">
+          <wp:inline distT="0" distB="0" distL="0" distR="0" wp14:anchorId="7C88AA10" wp14:editId="21F126D1">
             <wp:extent cx="6124575" cy="3829050"/>
             <wp:effectExtent l="0" t="0" r="0" b="0"/>
             <wp:docPr id="13" name="10b_tabs" descr="Tabulka kusů — skupina Positions" title="Tabulka kusů — skupina Positions"/>
@@ -8483,7 +8483,7 @@
           <w:noProof/>
         </w:rPr>
         <w:drawing>
-          <wp:inline distT="0" distB="0" distL="0" distR="0" wp14:anchorId="5EE37BFA" wp14:editId="58180F9E">
+          <wp:inline distT="0" distB="0" distL="0" distR="0" wp14:anchorId="3B6AF545" wp14:editId="11502DA3">
             <wp:extent cx="6124575" cy="2247900"/>
             <wp:effectExtent l="0" t="0" r="0" b="0"/>
             <wp:docPr id="14" name="11_filter" descr="Filtr — jen NOK kusy" title="Filtr — jen NOK kusy"/>
@@ -8550,7 +8550,7 @@
       <w:pPr>
         <w:pStyle w:val="Nadpis2"/>
       </w:pPr>
-      <w:bookmarkStart w:id="22" w:name="_Toc242522642"/>
+      <w:bookmarkStart w:id="22" w:name="_Toc242612432"/>
       <w:r>
         <w:t>4.4  Export a tisk zakázky</w:t>
       </w:r>
@@ -8599,7 +8599,7 @@
         <w:pStyle w:val="Nadpis1"/>
         <w:pageBreakBefore/>
       </w:pPr>
-      <w:bookmarkStart w:id="23" w:name="_Toc242522643"/>
+      <w:bookmarkStart w:id="23" w:name="_Toc242612433"/>
       <w:r>
         <w:t>5  Detail záznamu (jeden kus)</w:t>
       </w:r>
@@ -8624,7 +8624,7 @@
           <w:noProof/>
         </w:rPr>
         <w:drawing>
-          <wp:inline distT="0" distB="0" distL="0" distR="0" wp14:anchorId="2E1C0C85" wp14:editId="05192848">
+          <wp:inline distT="0" distB="0" distL="0" distR="0" wp14:anchorId="4BF38A53" wp14:editId="590E7043">
             <wp:extent cx="6124575" cy="3448050"/>
             <wp:effectExtent l="0" t="0" r="0" b="0"/>
             <wp:docPr id="15" name="13_record" descr="Detail záznamu — diagramy" title="Detail záznamu — diagramy"/>
@@ -8792,7 +8792,7 @@
           <w:noProof/>
         </w:rPr>
         <w:drawing>
-          <wp:inline distT="0" distB="0" distL="0" distR="0" wp14:anchorId="312AFD17" wp14:editId="593C3844">
+          <wp:inline distT="0" distB="0" distL="0" distR="0" wp14:anchorId="19F59994" wp14:editId="7E117111">
             <wp:extent cx="3800475" cy="5372100"/>
             <wp:effectExtent l="0" t="0" r="0" b="0"/>
             <wp:docPr id="16" name="12_print_record" descr="Tiskový protokol detailu záznamu (1. strana)" title="Tiskový protokol detailu záznamu (1. strana)"/>
@@ -8881,7 +8881,7 @@
         <w:pStyle w:val="Nadpis1"/>
         <w:pageBreakBefore/>
       </w:pPr>
-      <w:bookmarkStart w:id="24" w:name="_Toc242522644"/>
+      <w:bookmarkStart w:id="24" w:name="_Toc242612434"/>
       <w:r>
         <w:t>6  Detail testu (Testing)</w:t>
       </w:r>
@@ -8906,7 +8906,7 @@
           <w:noProof/>
         </w:rPr>
         <w:drawing>
-          <wp:inline distT="0" distB="0" distL="0" distR="0" wp14:anchorId="76476B88" wp14:editId="2CF530A6">
+          <wp:inline distT="0" distB="0" distL="0" distR="0" wp14:anchorId="7E2BA31E" wp14:editId="6B1D9F2C">
             <wp:extent cx="6124575" cy="3448050"/>
             <wp:effectExtent l="0" t="0" r="0" b="0"/>
             <wp:docPr id="17" name="14_testing" descr="Detail testu — Nastavení testu" title="Detail testu — Nastavení testu"/>
@@ -9425,7 +9425,7 @@
           <w:noProof/>
         </w:rPr>
         <w:drawing>
-          <wp:inline distT="0" distB="0" distL="0" distR="0" wp14:anchorId="55582E0A" wp14:editId="32EB1864">
+          <wp:inline distT="0" distB="0" distL="0" distR="0" wp14:anchorId="6A703CC3" wp14:editId="6ED806B0">
             <wp:extent cx="6124575" cy="3448050"/>
             <wp:effectExtent l="0" t="0" r="0" b="0"/>
             <wp:docPr id="18" name="17_test_results" descr="Výsledky testu" title="Výsledky testu"/>
@@ -9492,7 +9492,7 @@
       <w:pPr>
         <w:pStyle w:val="Nadpis2"/>
       </w:pPr>
-      <w:bookmarkStart w:id="25" w:name="_Toc242522645"/>
+      <w:bookmarkStart w:id="25" w:name="_Toc242612435"/>
       <w:r>
         <w:t>6.1  Signálová data</w:t>
       </w:r>
@@ -9972,7 +9972,7 @@
           <w:noProof/>
         </w:rPr>
         <w:drawing>
-          <wp:inline distT="0" distB="0" distL="0" distR="0" wp14:anchorId="0013773E" wp14:editId="05D240DF">
+          <wp:inline distT="0" distB="0" distL="0" distR="0" wp14:anchorId="708585D2" wp14:editId="4D6BBB1B">
             <wp:extent cx="6124575" cy="3448050"/>
             <wp:effectExtent l="0" t="0" r="0" b="0"/>
             <wp:docPr id="19" name="20a_sig_overview" descr="Signálová data — Přehled" title="Signálová data — Přehled"/>
@@ -10046,7 +10046,7 @@
           <w:noProof/>
         </w:rPr>
         <w:drawing>
-          <wp:inline distT="0" distB="0" distL="0" distR="0" wp14:anchorId="6E0F5917" wp14:editId="5DD9CA0C">
+          <wp:inline distT="0" distB="0" distL="0" distR="0" wp14:anchorId="38F5D15A" wp14:editId="496D3BAB">
             <wp:extent cx="6124575" cy="3448050"/>
             <wp:effectExtent l="0" t="0" r="0" b="0"/>
             <wp:docPr id="20" name="20d_sig_switching" descr="Signálová data — Detail spínání" title="Signálová data — Detail spínání"/>
@@ -10221,7 +10221,7 @@
       <w:pPr>
         <w:pStyle w:val="Nadpis2"/>
       </w:pPr>
-      <w:bookmarkStart w:id="26" w:name="_Toc242522646"/>
+      <w:bookmarkStart w:id="26" w:name="_Toc242612436"/>
       <w:r>
         <w:t>6.2  Tisk protokolu testu</w:t>
       </w:r>
@@ -10260,7 +10260,7 @@
         <w:pStyle w:val="Nadpis1"/>
         <w:pageBreakBefore/>
       </w:pPr>
-      <w:bookmarkStart w:id="27" w:name="_Toc242522647"/>
+      <w:bookmarkStart w:id="27" w:name="_Toc242612437"/>
       <w:r>
         <w:t>7  Nastavení</w:t>
       </w:r>
@@ -10270,7 +10270,7 @@
       <w:pPr>
         <w:pStyle w:val="Nadpis2"/>
       </w:pPr>
-      <w:bookmarkStart w:id="28" w:name="_Toc242522648"/>
+      <w:bookmarkStart w:id="28" w:name="_Toc242612438"/>
       <w:r>
         <w:t>7.1  Předvolby</w:t>
       </w:r>
@@ -10295,7 +10295,7 @@
           <w:noProof/>
         </w:rPr>
         <w:drawing>
-          <wp:inline distT="0" distB="0" distL="0" distR="0" wp14:anchorId="07291E62" wp14:editId="4F7F37EB">
+          <wp:inline distT="0" distB="0" distL="0" distR="0" wp14:anchorId="7E96DE04" wp14:editId="7CD049EB">
             <wp:extent cx="6124575" cy="3448050"/>
             <wp:effectExtent l="0" t="0" r="0" b="0"/>
             <wp:docPr id="21" name="21_settings_prefs" descr="Nastavení — Předvolby" title="Nastavení — Předvolby"/>
@@ -10362,7 +10362,7 @@
       <w:pPr>
         <w:pStyle w:val="Nadpis2"/>
       </w:pPr>
-      <w:bookmarkStart w:id="29" w:name="_Toc242522649"/>
+      <w:bookmarkStart w:id="29" w:name="_Toc242612439"/>
       <w:r>
         <w:t>7.2  Připojení</w:t>
       </w:r>
@@ -10387,7 +10387,7 @@
           <w:noProof/>
         </w:rPr>
         <w:drawing>
-          <wp:inline distT="0" distB="0" distL="0" distR="0" wp14:anchorId="5E91138D" wp14:editId="7EA7F89D">
+          <wp:inline distT="0" distB="0" distL="0" distR="0" wp14:anchorId="5DB0AFFC" wp14:editId="5E5C3AE0">
             <wp:extent cx="6124575" cy="3448050"/>
             <wp:effectExtent l="0" t="0" r="0" b="0"/>
             <wp:docPr id="22" name="22_settings_conn" descr="Nastavení — Připojení" title="Nastavení — Připojení"/>
@@ -10454,7 +10454,7 @@
       <w:pPr>
         <w:pStyle w:val="Nadpis2"/>
       </w:pPr>
-      <w:bookmarkStart w:id="30" w:name="_Toc242522650"/>
+      <w:bookmarkStart w:id="30" w:name="_Toc242612440"/>
       <w:r>
         <w:t>7.3  Uživatelé</w:t>
       </w:r>
@@ -10479,7 +10479,7 @@
           <w:noProof/>
         </w:rPr>
         <w:drawing>
-          <wp:inline distT="0" distB="0" distL="0" distR="0" wp14:anchorId="0CF98A90" wp14:editId="5C455C99">
+          <wp:inline distT="0" distB="0" distL="0" distR="0" wp14:anchorId="134B8589" wp14:editId="534E8A4C">
             <wp:extent cx="6124575" cy="3448050"/>
             <wp:effectExtent l="0" t="0" r="0" b="0"/>
             <wp:docPr id="23" name="23_settings_users" descr="Nastavení — Uživatelé" title="Nastavení — Uživatelé"/>
@@ -10547,7 +10547,7 @@
         <w:pStyle w:val="Nadpis1"/>
         <w:pageBreakBefore/>
       </w:pPr>
-      <w:bookmarkStart w:id="31" w:name="_Toc242522651"/>
+      <w:bookmarkStart w:id="31" w:name="_Toc242612441"/>
       <w:r>
         <w:t>8  Info</w:t>
       </w:r>
@@ -10572,7 +10572,7 @@
           <w:noProof/>
         </w:rPr>
         <w:drawing>
-          <wp:inline distT="0" distB="0" distL="0" distR="0" wp14:anchorId="6BFE52D0" wp14:editId="16BBF1B9">
+          <wp:inline distT="0" distB="0" distL="0" distR="0" wp14:anchorId="071C61ED" wp14:editId="66E56C2E">
             <wp:extent cx="6124575" cy="3448050"/>
             <wp:effectExtent l="0" t="0" r="0" b="0"/>
             <wp:docPr id="24" name="24_info" descr="Stránka Info" title="Stránka Info"/>
@@ -10640,7 +10640,7 @@
         <w:pStyle w:val="Nadpis1"/>
         <w:pageBreakBefore/>
       </w:pPr>
-      <w:bookmarkStart w:id="32" w:name="_Toc242522652"/>
+      <w:bookmarkStart w:id="32" w:name="_Toc242612442"/>
       <w:r>
         <w:t>9  Řešení běžných situací</w:t>
       </w:r>
@@ -11356,7 +11356,7 @@
         <w:pStyle w:val="Nadpis1"/>
         <w:pageBreakBefore/>
       </w:pPr>
-      <w:bookmarkStart w:id="33" w:name="_Toc242522653"/>
+      <w:bookmarkStart w:id="33" w:name="_Toc242612443"/>
       <w:r>
         <w:t>Příloha A  Přehled parametrů</w:t>
       </w:r>
@@ -11367,7 +11367,7 @@
         <w:spacing w:after="120" w:line="288" w:lineRule="auto"/>
       </w:pPr>
       <w:r>
-        <w:t>Zkratky a názvy parametrů jsou v aplikaci v angličtině (odborné názvy podle zákazníka). Hodnoty: síly v N (2 desetinná místa), polohy a zdvihy v µm, časy v µs, odpory kontaktů v mΩ; rozepnutý kontakt (≥ 1 MΩ) se zobrazuje jako ∞.</w:t>
+        <w:t>Zkratky a názvy parametrů jsou v aplikaci v angličtině (odborné názvy podle zákazníka). Hodnoty jsou v jednotkách zákazníka: síly v mN, polohy a zdvihy v µm (0,1 µm), časy v µs, odpory kontaktů v mΩ (0,1 mΩ); odpor nad 999,9 mΩ (rozepnutý kontakt) se zobrazuje jako ∞. Polohy FP, OP, RP a TTP udávají výšku hmatníku nad osou upevňovacích otvorů — při stlačení klesají. U starších souborů (před 10/2026) jsou polohy na stupnici enkodéru; aplikace na to upozorní poznámkou.</w:t>
       </w:r>
     </w:p>
     <w:p>
@@ -11391,7 +11391,7 @@
           <w:sz w:val="18"/>
           <w:szCs w:val="18"/>
         </w:rPr>
-        <w:t>Forces [N]</w:t>
+        <w:t>Forces [mN]</w:t>
       </w:r>
     </w:p>
     <w:tbl>
@@ -11609,7 +11609,7 @@
                 <w:sz w:val="18"/>
                 <w:szCs w:val="18"/>
               </w:rPr>
-              <w:t>Síla [N] v bodě sepnutí (OP). Pokud je příliš velká nebo malá, spínač neodpovídá specifikaci.</w:t>
+              <w:t>Síla [mN] v bodě sepnutí (OP). Pokud je příliš velká nebo malá, spínač neodpovídá specifikaci.</w:t>
             </w:r>
           </w:p>
         </w:tc>
@@ -11704,7 +11704,7 @@
                 <w:sz w:val="18"/>
                 <w:szCs w:val="18"/>
               </w:rPr>
-              <w:t>Síla [N] při uvolnění kontaktu na zpáteční cestě (RP). Spolu s OF definuje silovou hysterezi.</w:t>
+              <w:t>Síla [mN] při uvolnění kontaktu na zpáteční cestě (RP). Spolu s OF definuje silovou hysterezi.</w:t>
             </w:r>
           </w:p>
         </w:tc>
@@ -11799,7 +11799,7 @@
                 <w:sz w:val="18"/>
                 <w:szCs w:val="18"/>
               </w:rPr>
-              <w:t>Maximální síla [N] na konci zdvihu (TTP). Nesmí překročit povolenou mez pro daný typ.</w:t>
+              <w:t>Maximální síla [mN] na konci zdvihu (TTP). Nesmí překročit povolenou mez pro daný typ.</w:t>
             </w:r>
           </w:p>
         </w:tc>
@@ -12049,7 +12049,7 @@
                 <w:sz w:val="18"/>
                 <w:szCs w:val="18"/>
               </w:rPr>
-              <w:t>Výchozí poloha kladky [µm] bez vnější síly — referenční bod pro všechny délkové hodnoty.</w:t>
+              <w:t>Klidová poloha hmatníku [µm] bez vnější síly — výška nad osou upevňovacích otvorů (jako kóty výkresu; při stlačení klesá). Starší soubory: dráha vozíku od klidové polohy.</w:t>
             </w:r>
           </w:p>
         </w:tc>
@@ -12144,7 +12144,7 @@
                 <w:sz w:val="18"/>
                 <w:szCs w:val="18"/>
               </w:rPr>
-              <w:t>Poloha [µm] bodu sepnutí kontaktu na dopředné cestě (absolutní poloha). PT = OP − FP.</w:t>
+              <w:t>Poloha [µm] bodu sepnutí kontaktu na dopředné cestě — výška nad osou upevňovacích otvorů. PT = FP − OP.</w:t>
             </w:r>
           </w:p>
         </w:tc>
@@ -12239,7 +12239,7 @@
                 <w:sz w:val="18"/>
                 <w:szCs w:val="18"/>
               </w:rPr>
-              <w:t>Poloha [µm] bodu uvolnění kontaktu na zpáteční cestě (absolutní poloha). MD = OP − RP.</w:t>
+              <w:t>Poloha [µm] bodu uvolnění kontaktu na zpáteční cestě — výška nad osou upevňovacích otvorů. MD = RP − OP.</w:t>
             </w:r>
           </w:p>
         </w:tc>
@@ -12334,7 +12334,7 @@
                 <w:sz w:val="18"/>
                 <w:szCs w:val="18"/>
               </w:rPr>
-              <w:t>Poloha [µm] konce zdvihu — nejhlubší bod stlačení při měření. TT = TTP − FP.</w:t>
+              <w:t>Poloha [µm] konce zdvihu — nejhlubší bod stlačení při měření (výška nad osou upevňovacích otvorů). TT = FP − TTP.</w:t>
             </w:r>
           </w:p>
         </w:tc>
@@ -12554,7 +12554,7 @@
                 <w:sz w:val="18"/>
                 <w:szCs w:val="18"/>
               </w:rPr>
-              <w:t>Pre-travel [µm] (OP − FP)</w:t>
+              <w:t>Pre-travel [µm] (FP → OP)</w:t>
             </w:r>
           </w:p>
         </w:tc>
@@ -12584,7 +12584,7 @@
                 <w:sz w:val="18"/>
                 <w:szCs w:val="18"/>
               </w:rPr>
-              <w:t>Předzdvih [µm] — dráha od FP do OP (PT = OP − FP). Musí být dostatečná pro spolehlivé sepnutí.</w:t>
+              <w:t>Předzdvih [µm] — dráha od FP do OP (PT = FP − OP). Musí být dostatečná pro spolehlivé sepnutí.</w:t>
             </w:r>
           </w:p>
         </w:tc>
@@ -12649,7 +12649,7 @@
                 <w:sz w:val="18"/>
                 <w:szCs w:val="18"/>
               </w:rPr>
-              <w:t>Overtravel [µm] (TTP − OP)</w:t>
+              <w:t>Overtravel [µm] (OP → TTP)</w:t>
             </w:r>
           </w:p>
         </w:tc>
@@ -12679,7 +12679,7 @@
                 <w:sz w:val="18"/>
                 <w:szCs w:val="18"/>
               </w:rPr>
-              <w:t>Přezdvih [µm] — rezerva za bodem sepnutí (OT = TTP − OP). Chrání kontakt před přetížením.</w:t>
+              <w:t>Přezdvih [µm] — rezerva za bodem sepnutí (OT = OP − TTP). Chrání kontakt před přetížením.</w:t>
             </w:r>
           </w:p>
         </w:tc>
@@ -12744,7 +12744,7 @@
                 <w:sz w:val="18"/>
                 <w:szCs w:val="18"/>
               </w:rPr>
-              <w:t>Releasing Travel [µm] (TTP − RP)</w:t>
+              <w:t>Releasing Travel [µm] (TTP → RP)</w:t>
             </w:r>
           </w:p>
         </w:tc>
@@ -12774,7 +12774,7 @@
                 <w:sz w:val="18"/>
                 <w:szCs w:val="18"/>
               </w:rPr>
-              <w:t>Uvolňovací zdvih [µm] — dráha od konce zdvihu zpět do bodu uvolnění (RT = TTP − RP).</w:t>
+              <w:t>Uvolňovací zdvih [µm] — dráha od konce zdvihu zpět do bodu uvolnění (RT = RP − TTP).</w:t>
             </w:r>
           </w:p>
         </w:tc>
@@ -12839,7 +12839,7 @@
                 <w:sz w:val="18"/>
                 <w:szCs w:val="18"/>
               </w:rPr>
-              <w:t>Movement Differential [µm] (OP − RP)</w:t>
+              <w:t>Movement Differential [µm] (OP → RP)</w:t>
             </w:r>
           </w:p>
         </w:tc>
@@ -12869,7 +12869,7 @@
                 <w:sz w:val="18"/>
                 <w:szCs w:val="18"/>
               </w:rPr>
-              <w:t>Diferenciál pohybu [µm] — vzdálenost mezi OP a RP (MD = OP − RP, polohová hystereze). Větší MD = stabilnější přepínání. Záporné MD = záporná hystereze (RP leží za OP) — spínač neodpovídá běžnému chování.</w:t>
+              <w:t>Diferenciál pohybu [µm] — vzdálenost mezi OP a RP (MD = RP − OP, polohová hystereze). Větší MD = stabilnější přepínání. Záporné MD = záporná hystereze (RP leží za OP) — spínač neodpovídá běžnému chování.</w:t>
             </w:r>
           </w:p>
         </w:tc>
@@ -12934,7 +12934,7 @@
                 <w:sz w:val="18"/>
                 <w:szCs w:val="18"/>
               </w:rPr>
-              <w:t>Total Travel [µm] (TTP − FP)</w:t>
+              <w:t>Total Travel [µm] (FP → TTP)</w:t>
             </w:r>
           </w:p>
         </w:tc>
@@ -12964,7 +12964,7 @@
                 <w:sz w:val="18"/>
                 <w:szCs w:val="18"/>
               </w:rPr>
-              <w:t>Celkový zdvih [µm] — dráha od FP do TTP (TT = TTP − FP).</w:t>
+              <w:t>Celkový zdvih [µm] — dráha od FP do TTP (TT = FP − TTP).</w:t>
             </w:r>
           </w:p>
         </w:tc>
@@ -13749,7 +13749,7 @@
                 <w:sz w:val="18"/>
                 <w:szCs w:val="18"/>
               </w:rPr>
-              <w:t>Odpor [mΩ] normálně zavřeného (NC) kontaktu v bodě sepnutí (OP), záporný pól. Vysoký odpor = degradace.</w:t>
+              <w:t>Odpor [mΩ] normálně zavřeného (NC) kontaktu v bodě sepnutí (OP), záporný pól. Vysoký odpor = degradace. Nad 999,9 mΩ = rozepnuto (∞).</w:t>
             </w:r>
           </w:p>
         </w:tc>
@@ -14610,7 +14610,7 @@
         <w:sz w:val="16"/>
         <w:szCs w:val="16"/>
       </w:rPr>
-      <w:t>ScadaViewer 2.1.0</w:t>
+      <w:t>ScadaViewer 2.1.2</w:t>
     </w:r>
     <w:r>
       <w:rPr>
@@ -14628,213 +14628,213 @@
 <file path=word/numbering.xml><?xml version="1.0" encoding="utf-8"?>
 <w:numbering xmlns:wpc="http://schemas.microsoft.com/office/word/2010/wordprocessingCanvas" xmlns:cx="http://schemas.microsoft.com/office/drawing/2014/chartex" xmlns:cx1="http://schemas.microsoft.com/office/drawing/2015/9/8/chartex" xmlns:cx2="http://schemas.microsoft.com/office/drawing/2015/10/21/chartex" xmlns:cx3="http://schemas.microsoft.com/office/drawing/2016/5/9/chartex" xmlns:cx4="http://schemas.microsoft.com/office/drawing/2016/5/10/chartex" xmlns:cx5="http://schemas.microsoft.com/office/drawing/2016/5/11/chartex" xmlns:cx6="http://schemas.microsoft.com/office/drawing/2016/5/12/chartex" xmlns:cx7="http://schemas.microsoft.com/office/drawing/2016/5/13/chartex" xmlns:cx8="http://schemas.microsoft.com/office/drawing/2016/5/14/chartex" xmlns:mc="http://schemas.openxmlformats.org/markup-compatibility/2006" xmlns:aink="http://schemas.microsoft.com/office/drawing/2016/ink" xmlns:am3d="http://schemas.microsoft.com/office/drawing/2017/model3d" xmlns:o="urn:schemas-microsoft-com:office:office" xmlns:oel="http://schemas.microsoft.com/office/2019/extlst" xmlns:r="http://schemas.openxmlformats.org/officeDocument/2006/relationships" xmlns:m="http://schemas.openxmlformats.org/officeDocument/2006/math" xmlns:v="urn:schemas-microsoft-com:vml" xmlns:wp14="http://schemas.microsoft.com/office/word/2010/wordprocessingDrawing" xmlns:wp="http://schemas.openxmlformats.org/drawingml/2006/wordprocessingDrawing" xmlns:w10="urn:schemas-microsoft-com:office:word" xmlns:w="http://schemas.openxmlformats.org/wordprocessingml/2006/main" xmlns:w14="http://schemas.microsoft.com/office/word/2010/wordml" xmlns:w15="http://schemas.microsoft.com/office/word/2012/wordml" xmlns:w16cex="http://schemas.microsoft.com/office/word/2018/wordml/cex" xmlns:w16cid="http://schemas.microsoft.com/office/word/2016/wordml/cid" xmlns:w16="http://schemas.microsoft.com/office/word/2018/wordml" xmlns:w16du="http://schemas.microsoft.com/office/word/2023/wordml/word16du" xmlns:w16sdtdh="http://schemas.microsoft.com/office/word/2020/wordml/sdtdatahash" xmlns:w16sdtfl="http://schemas.microsoft.com/office/word/2024/wordml/sdtformatlock" xmlns:w16se="http://schemas.microsoft.com/office/word/2015/wordml/symex" xmlns:wpg="http://schemas.microsoft.com/office/word/2010/wordprocessingGroup" xmlns:wpi="http://schemas.microsoft.com/office/word/2010/wordprocessingInk" xmlns:wne="http://schemas.microsoft.com/office/word/2006/wordml" xmlns:wps="http://schemas.microsoft.com/office/word/2010/wordprocessingShape" mc:Ignorable="w14 w15 w16se w16cid w16 w16cex w16sdtdh w16sdtfl w16du wp14">
   <w:abstractNum w:abstractNumId="0" w15:restartNumberingAfterBreak="0">
-    <w:nsid w:val="3FD87482"/>
+    <w:nsid w:val="4C1348A5"/>
     <w:multiLevelType w:val="hybridMultilevel"/>
-    <w:tmpl w:val="F1DADE10"/>
-    <w:lvl w:ilvl="0" w:tplc="9ED6F57A">
+    <w:tmpl w:val="78665DFE"/>
+    <w:lvl w:ilvl="0" w:tplc="6E08A2D0" w:tentative="1">
       <w:start w:val="1"/>
-      <w:numFmt w:val="decimal"/>
-      <w:lvlText w:val="%1."/>
+      <w:numFmt w:val="bullet"/>
+      <w:lvlText w:val="●"/>
       <w:lvlJc w:val="left"/>
       <w:pPr>
-        <w:ind w:left="540" w:hanging="300"/>
+        <w:ind w:left="720" w:hanging="360"/>
       </w:pPr>
     </w:lvl>
-    <w:lvl w:ilvl="1" w:tplc="CD28310C">
+    <w:lvl w:ilvl="1" w:tplc="B2D29362" w:tentative="1">
+      <w:start w:val="1"/>
+      <w:numFmt w:val="bullet"/>
+      <w:lvlText w:val="○"/>
+      <w:lvlJc w:val="left"/>
+      <w:pPr>
+        <w:ind w:left="1440" w:hanging="360"/>
+      </w:pPr>
+    </w:lvl>
+    <w:lvl w:ilvl="2" w:tplc="888E2134" w:tentative="1">
+      <w:start w:val="1"/>
+      <w:numFmt w:val="bullet"/>
+      <w:lvlText w:val="■"/>
+      <w:lvlJc w:val="left"/>
+      <w:pPr>
+        <w:ind w:left="2160" w:hanging="360"/>
+      </w:pPr>
+    </w:lvl>
+    <w:lvl w:ilvl="3" w:tplc="281AB946" w:tentative="1">
+      <w:start w:val="1"/>
+      <w:numFmt w:val="bullet"/>
+      <w:lvlText w:val="●"/>
+      <w:lvlJc w:val="left"/>
+      <w:pPr>
+        <w:ind w:left="2880" w:hanging="360"/>
+      </w:pPr>
+    </w:lvl>
+    <w:lvl w:ilvl="4" w:tplc="2C5E9C28" w:tentative="1">
+      <w:start w:val="1"/>
+      <w:numFmt w:val="bullet"/>
+      <w:lvlText w:val="○"/>
+      <w:lvlJc w:val="left"/>
+      <w:pPr>
+        <w:ind w:left="3600" w:hanging="360"/>
+      </w:pPr>
+    </w:lvl>
+    <w:lvl w:ilvl="5" w:tplc="563C9A60" w:tentative="1">
+      <w:start w:val="1"/>
+      <w:numFmt w:val="bullet"/>
+      <w:lvlText w:val="■"/>
+      <w:lvlJc w:val="left"/>
+      <w:pPr>
+        <w:ind w:left="4320" w:hanging="360"/>
+      </w:pPr>
+    </w:lvl>
+    <w:lvl w:ilvl="6" w:tplc="BE5A31A6" w:tentative="1">
+      <w:start w:val="1"/>
+      <w:numFmt w:val="bullet"/>
+      <w:lvlText w:val="●"/>
+      <w:lvlJc w:val="left"/>
+      <w:pPr>
+        <w:ind w:left="5040" w:hanging="360"/>
+      </w:pPr>
+    </w:lvl>
+    <w:lvl w:ilvl="7" w:tplc="2674ADD0" w:tentative="1">
+      <w:start w:val="1"/>
+      <w:numFmt w:val="bullet"/>
+      <w:lvlText w:val="●"/>
+      <w:lvlJc w:val="left"/>
+      <w:pPr>
+        <w:ind w:left="5760" w:hanging="360"/>
+      </w:pPr>
+    </w:lvl>
+    <w:lvl w:ilvl="8" w:tplc="A4FCF75A" w:tentative="1">
+      <w:start w:val="1"/>
+      <w:numFmt w:val="bullet"/>
+      <w:lvlText w:val="●"/>
+      <w:lvlJc w:val="left"/>
+      <w:pPr>
+        <w:ind w:left="6480" w:hanging="360"/>
+      </w:pPr>
+    </w:lvl>
+  </w:abstractNum>
+  <w:abstractNum w:abstractNumId="1" w15:restartNumberingAfterBreak="0">
+    <w:nsid w:val="65BE679D"/>
+    <w:multiLevelType w:val="hybridMultilevel"/>
+    <w:tmpl w:val="8DE4041C"/>
+    <w:lvl w:ilvl="0" w:tplc="05107220">
+      <w:start w:val="1"/>
+      <w:numFmt w:val="bullet"/>
+      <w:lvlText w:val="•"/>
+      <w:lvlJc w:val="left"/>
+      <w:pPr>
+        <w:ind w:left="540" w:hanging="270"/>
+      </w:pPr>
+    </w:lvl>
+    <w:lvl w:ilvl="1" w:tplc="97C49E30">
       <w:numFmt w:val="decimal"/>
       <w:lvlText w:val=""/>
       <w:lvlJc w:val="left"/>
     </w:lvl>
-    <w:lvl w:ilvl="2" w:tplc="260E52B4">
+    <w:lvl w:ilvl="2" w:tplc="0E02A3BA">
       <w:numFmt w:val="decimal"/>
       <w:lvlText w:val=""/>
       <w:lvlJc w:val="left"/>
     </w:lvl>
-    <w:lvl w:ilvl="3" w:tplc="4E069074">
+    <w:lvl w:ilvl="3" w:tplc="8C4A6F6C">
       <w:numFmt w:val="decimal"/>
       <w:lvlText w:val=""/>
       <w:lvlJc w:val="left"/>
     </w:lvl>
-    <w:lvl w:ilvl="4" w:tplc="38020312">
+    <w:lvl w:ilvl="4" w:tplc="21B22642">
       <w:numFmt w:val="decimal"/>
       <w:lvlText w:val=""/>
       <w:lvlJc w:val="left"/>
     </w:lvl>
-    <w:lvl w:ilvl="5" w:tplc="1FE4CD00">
+    <w:lvl w:ilvl="5" w:tplc="3EB402DA">
       <w:numFmt w:val="decimal"/>
       <w:lvlText w:val=""/>
       <w:lvlJc w:val="left"/>
     </w:lvl>
-    <w:lvl w:ilvl="6" w:tplc="2E164ACC">
+    <w:lvl w:ilvl="6" w:tplc="CE0AF856">
       <w:numFmt w:val="decimal"/>
       <w:lvlText w:val=""/>
       <w:lvlJc w:val="left"/>
     </w:lvl>
-    <w:lvl w:ilvl="7" w:tplc="E7B2465A">
+    <w:lvl w:ilvl="7" w:tplc="8DCC4F3A">
       <w:numFmt w:val="decimal"/>
       <w:lvlText w:val=""/>
       <w:lvlJc w:val="left"/>
     </w:lvl>
-    <w:lvl w:ilvl="8" w:tplc="5F7A2EBC">
+    <w:lvl w:ilvl="8" w:tplc="BB1E1D66">
       <w:numFmt w:val="decimal"/>
       <w:lvlText w:val=""/>
       <w:lvlJc w:val="left"/>
     </w:lvl>
   </w:abstractNum>
-  <w:abstractNum w:abstractNumId="1" w15:restartNumberingAfterBreak="0">
-    <w:nsid w:val="421E2EEB"/>
+  <w:abstractNum w:abstractNumId="2" w15:restartNumberingAfterBreak="0">
+    <w:nsid w:val="77EF56FC"/>
     <w:multiLevelType w:val="hybridMultilevel"/>
-    <w:tmpl w:val="8C342F0C"/>
-    <w:lvl w:ilvl="0" w:tplc="566E1826" w:tentative="1">
+    <w:tmpl w:val="9E38389E"/>
+    <w:lvl w:ilvl="0" w:tplc="75526324">
       <w:start w:val="1"/>
-      <w:numFmt w:val="bullet"/>
-      <w:lvlText w:val="●"/>
+      <w:numFmt w:val="decimal"/>
+      <w:lvlText w:val="%1."/>
       <w:lvlJc w:val="left"/>
       <w:pPr>
-        <w:ind w:left="720" w:hanging="360"/>
+        <w:ind w:left="540" w:hanging="300"/>
       </w:pPr>
     </w:lvl>
-    <w:lvl w:ilvl="1" w:tplc="C31ED7D8" w:tentative="1">
-      <w:start w:val="1"/>
-      <w:numFmt w:val="bullet"/>
-      <w:lvlText w:val="○"/>
-      <w:lvlJc w:val="left"/>
-      <w:pPr>
-        <w:ind w:left="1440" w:hanging="360"/>
-      </w:pPr>
-    </w:lvl>
-    <w:lvl w:ilvl="2" w:tplc="33941F16" w:tentative="1">
-      <w:start w:val="1"/>
-      <w:numFmt w:val="bullet"/>
-      <w:lvlText w:val="■"/>
-      <w:lvlJc w:val="left"/>
-      <w:pPr>
-        <w:ind w:left="2160" w:hanging="360"/>
-      </w:pPr>
-    </w:lvl>
-    <w:lvl w:ilvl="3" w:tplc="0BBCABE2" w:tentative="1">
-      <w:start w:val="1"/>
-      <w:numFmt w:val="bullet"/>
-      <w:lvlText w:val="●"/>
-      <w:lvlJc w:val="left"/>
-      <w:pPr>
-        <w:ind w:left="2880" w:hanging="360"/>
-      </w:pPr>
-    </w:lvl>
-    <w:lvl w:ilvl="4" w:tplc="AEE89EE6" w:tentative="1">
-      <w:start w:val="1"/>
-      <w:numFmt w:val="bullet"/>
-      <w:lvlText w:val="○"/>
-      <w:lvlJc w:val="left"/>
-      <w:pPr>
-        <w:ind w:left="3600" w:hanging="360"/>
-      </w:pPr>
-    </w:lvl>
-    <w:lvl w:ilvl="5" w:tplc="8DC662D6" w:tentative="1">
-      <w:start w:val="1"/>
-      <w:numFmt w:val="bullet"/>
-      <w:lvlText w:val="■"/>
-      <w:lvlJc w:val="left"/>
-      <w:pPr>
-        <w:ind w:left="4320" w:hanging="360"/>
-      </w:pPr>
-    </w:lvl>
-    <w:lvl w:ilvl="6" w:tplc="0F162C7E" w:tentative="1">
-      <w:start w:val="1"/>
-      <w:numFmt w:val="bullet"/>
-      <w:lvlText w:val="●"/>
-      <w:lvlJc w:val="left"/>
-      <w:pPr>
-        <w:ind w:left="5040" w:hanging="360"/>
-      </w:pPr>
-    </w:lvl>
-    <w:lvl w:ilvl="7" w:tplc="3A706DCE" w:tentative="1">
-      <w:start w:val="1"/>
-      <w:numFmt w:val="bullet"/>
-      <w:lvlText w:val="●"/>
-      <w:lvlJc w:val="left"/>
-      <w:pPr>
-        <w:ind w:left="5760" w:hanging="360"/>
-      </w:pPr>
-    </w:lvl>
-    <w:lvl w:ilvl="8" w:tplc="04D2325C" w:tentative="1">
-      <w:start w:val="1"/>
-      <w:numFmt w:val="bullet"/>
-      <w:lvlText w:val="●"/>
-      <w:lvlJc w:val="left"/>
-      <w:pPr>
-        <w:ind w:left="6480" w:hanging="360"/>
-      </w:pPr>
-    </w:lvl>
-  </w:abstractNum>
-  <w:abstractNum w:abstractNumId="2" w15:restartNumberingAfterBreak="0">
-    <w:nsid w:val="44F05CB0"/>
-    <w:multiLevelType w:val="hybridMultilevel"/>
-    <w:tmpl w:val="25464946"/>
-    <w:lvl w:ilvl="0" w:tplc="73306CDC">
-      <w:start w:val="1"/>
-      <w:numFmt w:val="bullet"/>
-      <w:lvlText w:val="•"/>
-      <w:lvlJc w:val="left"/>
-      <w:pPr>
-        <w:ind w:left="540" w:hanging="270"/>
-      </w:pPr>
-    </w:lvl>
-    <w:lvl w:ilvl="1" w:tplc="8BA00C9C">
+    <w:lvl w:ilvl="1" w:tplc="F6C481D6">
       <w:numFmt w:val="decimal"/>
       <w:lvlText w:val=""/>
       <w:lvlJc w:val="left"/>
     </w:lvl>
-    <w:lvl w:ilvl="2" w:tplc="2CCAB982">
+    <w:lvl w:ilvl="2" w:tplc="6F02368E">
       <w:numFmt w:val="decimal"/>
       <w:lvlText w:val=""/>
       <w:lvlJc w:val="left"/>
     </w:lvl>
-    <w:lvl w:ilvl="3" w:tplc="50AEA2E0">
+    <w:lvl w:ilvl="3" w:tplc="6D421B04">
       <w:numFmt w:val="decimal"/>
       <w:lvlText w:val=""/>
       <w:lvlJc w:val="left"/>
     </w:lvl>
-    <w:lvl w:ilvl="4" w:tplc="00201F66">
+    <w:lvl w:ilvl="4" w:tplc="BDD2AF0E">
       <w:numFmt w:val="decimal"/>
       <w:lvlText w:val=""/>
       <w:lvlJc w:val="left"/>
     </w:lvl>
-    <w:lvl w:ilvl="5" w:tplc="E970F256">
+    <w:lvl w:ilvl="5" w:tplc="3ED26EBC">
       <w:numFmt w:val="decimal"/>
       <w:lvlText w:val=""/>
       <w:lvlJc w:val="left"/>
     </w:lvl>
-    <w:lvl w:ilvl="6" w:tplc="6A825816">
+    <w:lvl w:ilvl="6" w:tplc="9F46A932">
       <w:numFmt w:val="decimal"/>
       <w:lvlText w:val=""/>
       <w:lvlJc w:val="left"/>
     </w:lvl>
-    <w:lvl w:ilvl="7" w:tplc="B504C880">
+    <w:lvl w:ilvl="7" w:tplc="525019EC">
       <w:numFmt w:val="decimal"/>
       <w:lvlText w:val=""/>
       <w:lvlJc w:val="left"/>
     </w:lvl>
-    <w:lvl w:ilvl="8" w:tplc="9496AA64">
+    <w:lvl w:ilvl="8" w:tplc="F566E9C4">
       <w:numFmt w:val="decimal"/>
       <w:lvlText w:val=""/>
       <w:lvlJc w:val="left"/>
     </w:lvl>
   </w:abstractNum>
-  <w:num w:numId="1" w16cid:durableId="1157921917">
+  <w:num w:numId="1" w16cid:durableId="896161277">
+    <w:abstractNumId w:val="0"/>
+    <w:lvlOverride w:ilvl="0">
+      <w:startOverride w:val="1"/>
+    </w:lvlOverride>
+  </w:num>
+  <w:num w:numId="2" w16cid:durableId="942152107">
     <w:abstractNumId w:val="1"/>
     <w:lvlOverride w:ilvl="0">
       <w:startOverride w:val="1"/>
     </w:lvlOverride>
   </w:num>
-  <w:num w:numId="2" w16cid:durableId="309098926">
+  <w:num w:numId="3" w16cid:durableId="656421928">
     <w:abstractNumId w:val="2"/>
-    <w:lvlOverride w:ilvl="0">
-      <w:startOverride w:val="1"/>
-    </w:lvlOverride>
-  </w:num>
-  <w:num w:numId="3" w16cid:durableId="228419289">
-    <w:abstractNumId w:val="0"/>
     <w:lvlOverride w:ilvl="0">
       <w:startOverride w:val="1"/>
     </w:lvlOverride>
@@ -15469,7 +15469,7 @@
     <w:autoRedefine/>
     <w:uiPriority w:val="39"/>
     <w:unhideWhenUsed/>
-    <w:rsid w:val="00AB4584"/>
+    <w:rsid w:val="009709E0"/>
     <w:pPr>
       <w:spacing w:after="100"/>
     </w:pPr>
@@ -15481,7 +15481,7 @@
     <w:autoRedefine/>
     <w:uiPriority w:val="39"/>
     <w:unhideWhenUsed/>
-    <w:rsid w:val="00AB4584"/>
+    <w:rsid w:val="009709E0"/>
     <w:pPr>
       <w:spacing w:after="100"/>
       <w:ind w:left="200"/>

--- a/04_docs/manual/ScadaViewer_Uzivatelsky_manual_CS.docx
+++ b/04_docs/manual/ScadaViewer_Uzivatelsky_manual_CS.docx
@@ -341,7 +341,7 @@
     <w:sdt>
       <w:sdtPr>
         <w:alias w:val="Obsah"/>
-        <w:id w:val="-21174164"/>
+        <w:id w:val="-576667603"/>
       </w:sdtPr>
       <w:sdtEndPr/>
       <w:sdtContent>
@@ -370,7 +370,7 @@
           <w:r>
             <w:fldChar w:fldCharType="separate"/>
           </w:r>
-          <w:hyperlink w:anchor="_Toc242612410" w:history="1">
+          <w:hyperlink w:anchor="_Toc242625789" w:history="1">
             <w:r>
               <w:rPr>
                 <w:rStyle w:val="Hypertextovodkaz"/>
@@ -394,7 +394,7 @@
               <w:rPr>
                 <w:noProof/>
               </w:rPr>
-              <w:instrText xml:space="preserve"> PAGEREF _Toc242612410 \h </w:instrText>
+              <w:instrText xml:space="preserve"> PAGEREF _Toc242625789 \h </w:instrText>
             </w:r>
             <w:r>
               <w:rPr>
@@ -437,7 +437,7 @@
               <w14:ligatures w14:val="standardContextual"/>
             </w:rPr>
           </w:pPr>
-          <w:hyperlink w:anchor="_Toc242612411" w:history="1">
+          <w:hyperlink w:anchor="_Toc242625790" w:history="1">
             <w:r>
               <w:rPr>
                 <w:rStyle w:val="Hypertextovodkaz"/>
@@ -461,7 +461,7 @@
               <w:rPr>
                 <w:noProof/>
               </w:rPr>
-              <w:instrText xml:space="preserve"> PAGEREF _Toc242612411 \h </w:instrText>
+              <w:instrText xml:space="preserve"> PAGEREF _Toc242625790 \h </w:instrText>
             </w:r>
             <w:r>
               <w:rPr>
@@ -504,7 +504,7 @@
               <w14:ligatures w14:val="standardContextual"/>
             </w:rPr>
           </w:pPr>
-          <w:hyperlink w:anchor="_Toc242612412" w:history="1">
+          <w:hyperlink w:anchor="_Toc242625791" w:history="1">
             <w:r>
               <w:rPr>
                 <w:rStyle w:val="Hypertextovodkaz"/>
@@ -528,7 +528,7 @@
               <w:rPr>
                 <w:noProof/>
               </w:rPr>
-              <w:instrText xml:space="preserve"> PAGEREF _Toc242612412 \h </w:instrText>
+              <w:instrText xml:space="preserve"> PAGEREF _Toc242625791 \h </w:instrText>
             </w:r>
             <w:r>
               <w:rPr>
@@ -571,7 +571,7 @@
               <w14:ligatures w14:val="standardContextual"/>
             </w:rPr>
           </w:pPr>
-          <w:hyperlink w:anchor="_Toc242612413" w:history="1">
+          <w:hyperlink w:anchor="_Toc242625792" w:history="1">
             <w:r>
               <w:rPr>
                 <w:rStyle w:val="Hypertextovodkaz"/>
@@ -595,7 +595,7 @@
               <w:rPr>
                 <w:noProof/>
               </w:rPr>
-              <w:instrText xml:space="preserve"> PAGEREF _Toc242612413 \h </w:instrText>
+              <w:instrText xml:space="preserve"> PAGEREF _Toc242625792 \h </w:instrText>
             </w:r>
             <w:r>
               <w:rPr>
@@ -638,7 +638,7 @@
               <w14:ligatures w14:val="standardContextual"/>
             </w:rPr>
           </w:pPr>
-          <w:hyperlink w:anchor="_Toc242612414" w:history="1">
+          <w:hyperlink w:anchor="_Toc242625793" w:history="1">
             <w:r>
               <w:rPr>
                 <w:rStyle w:val="Hypertextovodkaz"/>
@@ -662,7 +662,7 @@
               <w:rPr>
                 <w:noProof/>
               </w:rPr>
-              <w:instrText xml:space="preserve"> PAGEREF _Toc242612414 \h </w:instrText>
+              <w:instrText xml:space="preserve"> PAGEREF _Toc242625793 \h </w:instrText>
             </w:r>
             <w:r>
               <w:rPr>
@@ -705,7 +705,7 @@
               <w14:ligatures w14:val="standardContextual"/>
             </w:rPr>
           </w:pPr>
-          <w:hyperlink w:anchor="_Toc242612415" w:history="1">
+          <w:hyperlink w:anchor="_Toc242625794" w:history="1">
             <w:r>
               <w:rPr>
                 <w:rStyle w:val="Hypertextovodkaz"/>
@@ -729,7 +729,7 @@
               <w:rPr>
                 <w:noProof/>
               </w:rPr>
-              <w:instrText xml:space="preserve"> PAGEREF _Toc242612415 \h </w:instrText>
+              <w:instrText xml:space="preserve"> PAGEREF _Toc242625794 \h </w:instrText>
             </w:r>
             <w:r>
               <w:rPr>
@@ -772,7 +772,7 @@
               <w14:ligatures w14:val="standardContextual"/>
             </w:rPr>
           </w:pPr>
-          <w:hyperlink w:anchor="_Toc242612416" w:history="1">
+          <w:hyperlink w:anchor="_Toc242625795" w:history="1">
             <w:r>
               <w:rPr>
                 <w:rStyle w:val="Hypertextovodkaz"/>
@@ -796,7 +796,7 @@
               <w:rPr>
                 <w:noProof/>
               </w:rPr>
-              <w:instrText xml:space="preserve"> PAGEREF _Toc242612416 \h </w:instrText>
+              <w:instrText xml:space="preserve"> PAGEREF _Toc242625795 \h </w:instrText>
             </w:r>
             <w:r>
               <w:rPr>
@@ -839,7 +839,7 @@
               <w14:ligatures w14:val="standardContextual"/>
             </w:rPr>
           </w:pPr>
-          <w:hyperlink w:anchor="_Toc242612417" w:history="1">
+          <w:hyperlink w:anchor="_Toc242625796" w:history="1">
             <w:r>
               <w:rPr>
                 <w:rStyle w:val="Hypertextovodkaz"/>
@@ -863,7 +863,7 @@
               <w:rPr>
                 <w:noProof/>
               </w:rPr>
-              <w:instrText xml:space="preserve"> PAGEREF _Toc242612417 \h </w:instrText>
+              <w:instrText xml:space="preserve"> PAGEREF _Toc242625796 \h </w:instrText>
             </w:r>
             <w:r>
               <w:rPr>
@@ -906,7 +906,7 @@
               <w14:ligatures w14:val="standardContextual"/>
             </w:rPr>
           </w:pPr>
-          <w:hyperlink w:anchor="_Toc242612418" w:history="1">
+          <w:hyperlink w:anchor="_Toc242625797" w:history="1">
             <w:r>
               <w:rPr>
                 <w:rStyle w:val="Hypertextovodkaz"/>
@@ -930,7 +930,7 @@
               <w:rPr>
                 <w:noProof/>
               </w:rPr>
-              <w:instrText xml:space="preserve"> PAGEREF _Toc242612418 \h </w:instrText>
+              <w:instrText xml:space="preserve"> PAGEREF _Toc242625797 \h </w:instrText>
             </w:r>
             <w:r>
               <w:rPr>
@@ -973,7 +973,7 @@
               <w14:ligatures w14:val="standardContextual"/>
             </w:rPr>
           </w:pPr>
-          <w:hyperlink w:anchor="_Toc242612419" w:history="1">
+          <w:hyperlink w:anchor="_Toc242625798" w:history="1">
             <w:r>
               <w:rPr>
                 <w:rStyle w:val="Hypertextovodkaz"/>
@@ -997,7 +997,7 @@
               <w:rPr>
                 <w:noProof/>
               </w:rPr>
-              <w:instrText xml:space="preserve"> PAGEREF _Toc242612419 \h </w:instrText>
+              <w:instrText xml:space="preserve"> PAGEREF _Toc242625798 \h </w:instrText>
             </w:r>
             <w:r>
               <w:rPr>
@@ -1040,7 +1040,7 @@
               <w14:ligatures w14:val="standardContextual"/>
             </w:rPr>
           </w:pPr>
-          <w:hyperlink w:anchor="_Toc242612420" w:history="1">
+          <w:hyperlink w:anchor="_Toc242625799" w:history="1">
             <w:r>
               <w:rPr>
                 <w:rStyle w:val="Hypertextovodkaz"/>
@@ -1064,7 +1064,7 @@
               <w:rPr>
                 <w:noProof/>
               </w:rPr>
-              <w:instrText xml:space="preserve"> PAGEREF _Toc242612420 \h </w:instrText>
+              <w:instrText xml:space="preserve"> PAGEREF _Toc242625799 \h </w:instrText>
             </w:r>
             <w:r>
               <w:rPr>
@@ -1107,7 +1107,7 @@
               <w14:ligatures w14:val="standardContextual"/>
             </w:rPr>
           </w:pPr>
-          <w:hyperlink w:anchor="_Toc242612421" w:history="1">
+          <w:hyperlink w:anchor="_Toc242625800" w:history="1">
             <w:r>
               <w:rPr>
                 <w:rStyle w:val="Hypertextovodkaz"/>
@@ -1131,7 +1131,7 @@
               <w:rPr>
                 <w:noProof/>
               </w:rPr>
-              <w:instrText xml:space="preserve"> PAGEREF _Toc242612421 \h </w:instrText>
+              <w:instrText xml:space="preserve"> PAGEREF _Toc242625800 \h </w:instrText>
             </w:r>
             <w:r>
               <w:rPr>
@@ -1174,7 +1174,7 @@
               <w14:ligatures w14:val="standardContextual"/>
             </w:rPr>
           </w:pPr>
-          <w:hyperlink w:anchor="_Toc242612422" w:history="1">
+          <w:hyperlink w:anchor="_Toc242625801" w:history="1">
             <w:r>
               <w:rPr>
                 <w:rStyle w:val="Hypertextovodkaz"/>
@@ -1198,7 +1198,7 @@
               <w:rPr>
                 <w:noProof/>
               </w:rPr>
-              <w:instrText xml:space="preserve"> PAGEREF _Toc242612422 \h </w:instrText>
+              <w:instrText xml:space="preserve"> PAGEREF _Toc242625801 \h </w:instrText>
             </w:r>
             <w:r>
               <w:rPr>
@@ -1241,7 +1241,7 @@
               <w14:ligatures w14:val="standardContextual"/>
             </w:rPr>
           </w:pPr>
-          <w:hyperlink w:anchor="_Toc242612423" w:history="1">
+          <w:hyperlink w:anchor="_Toc242625802" w:history="1">
             <w:r>
               <w:rPr>
                 <w:rStyle w:val="Hypertextovodkaz"/>
@@ -1265,7 +1265,7 @@
               <w:rPr>
                 <w:noProof/>
               </w:rPr>
-              <w:instrText xml:space="preserve"> PAGEREF _Toc242612423 \h </w:instrText>
+              <w:instrText xml:space="preserve"> PAGEREF _Toc242625802 \h </w:instrText>
             </w:r>
             <w:r>
               <w:rPr>
@@ -1308,7 +1308,7 @@
               <w14:ligatures w14:val="standardContextual"/>
             </w:rPr>
           </w:pPr>
-          <w:hyperlink w:anchor="_Toc242612424" w:history="1">
+          <w:hyperlink w:anchor="_Toc242625803" w:history="1">
             <w:r>
               <w:rPr>
                 <w:rStyle w:val="Hypertextovodkaz"/>
@@ -1332,7 +1332,7 @@
               <w:rPr>
                 <w:noProof/>
               </w:rPr>
-              <w:instrText xml:space="preserve"> PAGEREF _Toc242612424 \h </w:instrText>
+              <w:instrText xml:space="preserve"> PAGEREF _Toc242625803 \h </w:instrText>
             </w:r>
             <w:r>
               <w:rPr>
@@ -1375,7 +1375,7 @@
               <w14:ligatures w14:val="standardContextual"/>
             </w:rPr>
           </w:pPr>
-          <w:hyperlink w:anchor="_Toc242612425" w:history="1">
+          <w:hyperlink w:anchor="_Toc242625804" w:history="1">
             <w:r>
               <w:rPr>
                 <w:rStyle w:val="Hypertextovodkaz"/>
@@ -1399,7 +1399,7 @@
               <w:rPr>
                 <w:noProof/>
               </w:rPr>
-              <w:instrText xml:space="preserve"> PAGEREF _Toc242612425 \h </w:instrText>
+              <w:instrText xml:space="preserve"> PAGEREF _Toc242625804 \h </w:instrText>
             </w:r>
             <w:r>
               <w:rPr>
@@ -1442,7 +1442,7 @@
               <w14:ligatures w14:val="standardContextual"/>
             </w:rPr>
           </w:pPr>
-          <w:hyperlink w:anchor="_Toc242612426" w:history="1">
+          <w:hyperlink w:anchor="_Toc242625805" w:history="1">
             <w:r>
               <w:rPr>
                 <w:rStyle w:val="Hypertextovodkaz"/>
@@ -1466,7 +1466,7 @@
               <w:rPr>
                 <w:noProof/>
               </w:rPr>
-              <w:instrText xml:space="preserve"> PAGEREF _Toc242612426 \h </w:instrText>
+              <w:instrText xml:space="preserve"> PAGEREF _Toc242625805 \h </w:instrText>
             </w:r>
             <w:r>
               <w:rPr>
@@ -1509,7 +1509,7 @@
               <w14:ligatures w14:val="standardContextual"/>
             </w:rPr>
           </w:pPr>
-          <w:hyperlink w:anchor="_Toc242612427" w:history="1">
+          <w:hyperlink w:anchor="_Toc242625806" w:history="1">
             <w:r>
               <w:rPr>
                 <w:rStyle w:val="Hypertextovodkaz"/>
@@ -1533,7 +1533,7 @@
               <w:rPr>
                 <w:noProof/>
               </w:rPr>
-              <w:instrText xml:space="preserve"> PAGEREF _Toc242612427 \h </w:instrText>
+              <w:instrText xml:space="preserve"> PAGEREF _Toc242625806 \h </w:instrText>
             </w:r>
             <w:r>
               <w:rPr>
@@ -1576,7 +1576,7 @@
               <w14:ligatures w14:val="standardContextual"/>
             </w:rPr>
           </w:pPr>
-          <w:hyperlink w:anchor="_Toc242612428" w:history="1">
+          <w:hyperlink w:anchor="_Toc242625807" w:history="1">
             <w:r>
               <w:rPr>
                 <w:rStyle w:val="Hypertextovodkaz"/>
@@ -1600,7 +1600,7 @@
               <w:rPr>
                 <w:noProof/>
               </w:rPr>
-              <w:instrText xml:space="preserve"> PAGEREF _Toc242612428 \h </w:instrText>
+              <w:instrText xml:space="preserve"> PAGEREF _Toc242625807 \h </w:instrText>
             </w:r>
             <w:r>
               <w:rPr>
@@ -1643,7 +1643,7 @@
               <w14:ligatures w14:val="standardContextual"/>
             </w:rPr>
           </w:pPr>
-          <w:hyperlink w:anchor="_Toc242612429" w:history="1">
+          <w:hyperlink w:anchor="_Toc242625808" w:history="1">
             <w:r>
               <w:rPr>
                 <w:rStyle w:val="Hypertextovodkaz"/>
@@ -1667,7 +1667,7 @@
               <w:rPr>
                 <w:noProof/>
               </w:rPr>
-              <w:instrText xml:space="preserve"> PAGEREF _Toc242612429 \h </w:instrText>
+              <w:instrText xml:space="preserve"> PAGEREF _Toc242625808 \h </w:instrText>
             </w:r>
             <w:r>
               <w:rPr>
@@ -1710,7 +1710,7 @@
               <w14:ligatures w14:val="standardContextual"/>
             </w:rPr>
           </w:pPr>
-          <w:hyperlink w:anchor="_Toc242612430" w:history="1">
+          <w:hyperlink w:anchor="_Toc242625809" w:history="1">
             <w:r>
               <w:rPr>
                 <w:rStyle w:val="Hypertextovodkaz"/>
@@ -1734,7 +1734,7 @@
               <w:rPr>
                 <w:noProof/>
               </w:rPr>
-              <w:instrText xml:space="preserve"> PAGEREF _Toc242612430 \h </w:instrText>
+              <w:instrText xml:space="preserve"> PAGEREF _Toc242625809 \h </w:instrText>
             </w:r>
             <w:r>
               <w:rPr>
@@ -1777,7 +1777,7 @@
               <w14:ligatures w14:val="standardContextual"/>
             </w:rPr>
           </w:pPr>
-          <w:hyperlink w:anchor="_Toc242612431" w:history="1">
+          <w:hyperlink w:anchor="_Toc242625810" w:history="1">
             <w:r>
               <w:rPr>
                 <w:rStyle w:val="Hypertextovodkaz"/>
@@ -1801,7 +1801,7 @@
               <w:rPr>
                 <w:noProof/>
               </w:rPr>
-              <w:instrText xml:space="preserve"> PAGEREF _Toc242612431 \h </w:instrText>
+              <w:instrText xml:space="preserve"> PAGEREF _Toc242625810 \h </w:instrText>
             </w:r>
             <w:r>
               <w:rPr>
@@ -1844,7 +1844,7 @@
               <w14:ligatures w14:val="standardContextual"/>
             </w:rPr>
           </w:pPr>
-          <w:hyperlink w:anchor="_Toc242612432" w:history="1">
+          <w:hyperlink w:anchor="_Toc242625811" w:history="1">
             <w:r>
               <w:rPr>
                 <w:rStyle w:val="Hypertextovodkaz"/>
@@ -1868,7 +1868,7 @@
               <w:rPr>
                 <w:noProof/>
               </w:rPr>
-              <w:instrText xml:space="preserve"> PAGEREF _Toc242612432 \h </w:instrText>
+              <w:instrText xml:space="preserve"> PAGEREF _Toc242625811 \h </w:instrText>
             </w:r>
             <w:r>
               <w:rPr>
@@ -1911,7 +1911,7 @@
               <w14:ligatures w14:val="standardContextual"/>
             </w:rPr>
           </w:pPr>
-          <w:hyperlink w:anchor="_Toc242612433" w:history="1">
+          <w:hyperlink w:anchor="_Toc242625812" w:history="1">
             <w:r>
               <w:rPr>
                 <w:rStyle w:val="Hypertextovodkaz"/>
@@ -1935,7 +1935,7 @@
               <w:rPr>
                 <w:noProof/>
               </w:rPr>
-              <w:instrText xml:space="preserve"> PAGEREF _Toc242612433 \h </w:instrText>
+              <w:instrText xml:space="preserve"> PAGEREF _Toc242625812 \h </w:instrText>
             </w:r>
             <w:r>
               <w:rPr>
@@ -1978,7 +1978,7 @@
               <w14:ligatures w14:val="standardContextual"/>
             </w:rPr>
           </w:pPr>
-          <w:hyperlink w:anchor="_Toc242612434" w:history="1">
+          <w:hyperlink w:anchor="_Toc242625813" w:history="1">
             <w:r>
               <w:rPr>
                 <w:rStyle w:val="Hypertextovodkaz"/>
@@ -2002,7 +2002,7 @@
               <w:rPr>
                 <w:noProof/>
               </w:rPr>
-              <w:instrText xml:space="preserve"> PAGEREF _Toc242612434 \h </w:instrText>
+              <w:instrText xml:space="preserve"> PAGEREF _Toc242625813 \h </w:instrText>
             </w:r>
             <w:r>
               <w:rPr>
@@ -2045,7 +2045,7 @@
               <w14:ligatures w14:val="standardContextual"/>
             </w:rPr>
           </w:pPr>
-          <w:hyperlink w:anchor="_Toc242612435" w:history="1">
+          <w:hyperlink w:anchor="_Toc242625814" w:history="1">
             <w:r>
               <w:rPr>
                 <w:rStyle w:val="Hypertextovodkaz"/>
@@ -2069,7 +2069,7 @@
               <w:rPr>
                 <w:noProof/>
               </w:rPr>
-              <w:instrText xml:space="preserve"> PAGEREF _Toc242612435 \h </w:instrText>
+              <w:instrText xml:space="preserve"> PAGEREF _Toc242625814 \h </w:instrText>
             </w:r>
             <w:r>
               <w:rPr>
@@ -2112,7 +2112,7 @@
               <w14:ligatures w14:val="standardContextual"/>
             </w:rPr>
           </w:pPr>
-          <w:hyperlink w:anchor="_Toc242612436" w:history="1">
+          <w:hyperlink w:anchor="_Toc242625815" w:history="1">
             <w:r>
               <w:rPr>
                 <w:rStyle w:val="Hypertextovodkaz"/>
@@ -2136,7 +2136,7 @@
               <w:rPr>
                 <w:noProof/>
               </w:rPr>
-              <w:instrText xml:space="preserve"> PAGEREF _Toc242612436 \h </w:instrText>
+              <w:instrText xml:space="preserve"> PAGEREF _Toc242625815 \h </w:instrText>
             </w:r>
             <w:r>
               <w:rPr>
@@ -2179,7 +2179,7 @@
               <w14:ligatures w14:val="standardContextual"/>
             </w:rPr>
           </w:pPr>
-          <w:hyperlink w:anchor="_Toc242612437" w:history="1">
+          <w:hyperlink w:anchor="_Toc242625816" w:history="1">
             <w:r>
               <w:rPr>
                 <w:rStyle w:val="Hypertextovodkaz"/>
@@ -2203,7 +2203,7 @@
               <w:rPr>
                 <w:noProof/>
               </w:rPr>
-              <w:instrText xml:space="preserve"> PAGEREF _Toc242612437 \h </w:instrText>
+              <w:instrText xml:space="preserve"> PAGEREF _Toc242625816 \h </w:instrText>
             </w:r>
             <w:r>
               <w:rPr>
@@ -2246,7 +2246,7 @@
               <w14:ligatures w14:val="standardContextual"/>
             </w:rPr>
           </w:pPr>
-          <w:hyperlink w:anchor="_Toc242612438" w:history="1">
+          <w:hyperlink w:anchor="_Toc242625817" w:history="1">
             <w:r>
               <w:rPr>
                 <w:rStyle w:val="Hypertextovodkaz"/>
@@ -2270,7 +2270,7 @@
               <w:rPr>
                 <w:noProof/>
               </w:rPr>
-              <w:instrText xml:space="preserve"> PAGEREF _Toc242612438 \h </w:instrText>
+              <w:instrText xml:space="preserve"> PAGEREF _Toc242625817 \h </w:instrText>
             </w:r>
             <w:r>
               <w:rPr>
@@ -2313,7 +2313,7 @@
               <w14:ligatures w14:val="standardContextual"/>
             </w:rPr>
           </w:pPr>
-          <w:hyperlink w:anchor="_Toc242612439" w:history="1">
+          <w:hyperlink w:anchor="_Toc242625818" w:history="1">
             <w:r>
               <w:rPr>
                 <w:rStyle w:val="Hypertextovodkaz"/>
@@ -2337,7 +2337,7 @@
               <w:rPr>
                 <w:noProof/>
               </w:rPr>
-              <w:instrText xml:space="preserve"> PAGEREF _Toc242612439 \h </w:instrText>
+              <w:instrText xml:space="preserve"> PAGEREF _Toc242625818 \h </w:instrText>
             </w:r>
             <w:r>
               <w:rPr>
@@ -2380,7 +2380,7 @@
               <w14:ligatures w14:val="standardContextual"/>
             </w:rPr>
           </w:pPr>
-          <w:hyperlink w:anchor="_Toc242612440" w:history="1">
+          <w:hyperlink w:anchor="_Toc242625819" w:history="1">
             <w:r>
               <w:rPr>
                 <w:rStyle w:val="Hypertextovodkaz"/>
@@ -2404,7 +2404,7 @@
               <w:rPr>
                 <w:noProof/>
               </w:rPr>
-              <w:instrText xml:space="preserve"> PAGEREF _Toc242612440 \h </w:instrText>
+              <w:instrText xml:space="preserve"> PAGEREF _Toc242625819 \h </w:instrText>
             </w:r>
             <w:r>
               <w:rPr>
@@ -2447,7 +2447,7 @@
               <w14:ligatures w14:val="standardContextual"/>
             </w:rPr>
           </w:pPr>
-          <w:hyperlink w:anchor="_Toc242612441" w:history="1">
+          <w:hyperlink w:anchor="_Toc242625820" w:history="1">
             <w:r>
               <w:rPr>
                 <w:rStyle w:val="Hypertextovodkaz"/>
@@ -2471,7 +2471,7 @@
               <w:rPr>
                 <w:noProof/>
               </w:rPr>
-              <w:instrText xml:space="preserve"> PAGEREF _Toc242612441 \h </w:instrText>
+              <w:instrText xml:space="preserve"> PAGEREF _Toc242625820 \h </w:instrText>
             </w:r>
             <w:r>
               <w:rPr>
@@ -2514,7 +2514,7 @@
               <w14:ligatures w14:val="standardContextual"/>
             </w:rPr>
           </w:pPr>
-          <w:hyperlink w:anchor="_Toc242612442" w:history="1">
+          <w:hyperlink w:anchor="_Toc242625821" w:history="1">
             <w:r>
               <w:rPr>
                 <w:rStyle w:val="Hypertextovodkaz"/>
@@ -2538,7 +2538,7 @@
               <w:rPr>
                 <w:noProof/>
               </w:rPr>
-              <w:instrText xml:space="preserve"> PAGEREF _Toc242612442 \h </w:instrText>
+              <w:instrText xml:space="preserve"> PAGEREF _Toc242625821 \h </w:instrText>
             </w:r>
             <w:r>
               <w:rPr>
@@ -2581,7 +2581,7 @@
               <w14:ligatures w14:val="standardContextual"/>
             </w:rPr>
           </w:pPr>
-          <w:hyperlink w:anchor="_Toc242612443" w:history="1">
+          <w:hyperlink w:anchor="_Toc242625822" w:history="1">
             <w:r>
               <w:rPr>
                 <w:rStyle w:val="Hypertextovodkaz"/>
@@ -2605,7 +2605,7 @@
               <w:rPr>
                 <w:noProof/>
               </w:rPr>
-              <w:instrText xml:space="preserve"> PAGEREF _Toc242612443 \h </w:instrText>
+              <w:instrText xml:space="preserve"> PAGEREF _Toc242625822 \h </w:instrText>
             </w:r>
             <w:r>
               <w:rPr>
@@ -2654,7 +2654,7 @@
         <w:pStyle w:val="Nadpis1"/>
         <w:pageBreakBefore/>
       </w:pPr>
-      <w:bookmarkStart w:id="0" w:name="_Toc242612410"/>
+      <w:bookmarkStart w:id="0" w:name="_Toc242625789"/>
       <w:r>
         <w:t>1  Úvod</w:t>
       </w:r>
@@ -2664,7 +2664,7 @@
       <w:pPr>
         <w:pStyle w:val="Nadpis2"/>
       </w:pPr>
-      <w:bookmarkStart w:id="1" w:name="_Toc242612411"/>
+      <w:bookmarkStart w:id="1" w:name="_Toc242625790"/>
       <w:r>
         <w:t>1.1  K čemu aplikace slouží</w:t>
       </w:r>
@@ -2835,7 +2835,7 @@
       <w:pPr>
         <w:pStyle w:val="Nadpis2"/>
       </w:pPr>
-      <w:bookmarkStart w:id="2" w:name="_Toc242612412"/>
+      <w:bookmarkStart w:id="2" w:name="_Toc242625791"/>
       <w:r>
         <w:t>1.2  Kde aplikace běží a jak ji otevřít</w:t>
       </w:r>
@@ -2905,7 +2905,7 @@
       <w:pPr>
         <w:pStyle w:val="Nadpis2"/>
       </w:pPr>
-      <w:bookmarkStart w:id="3" w:name="_Toc242612413"/>
+      <w:bookmarkStart w:id="3" w:name="_Toc242625792"/>
       <w:r>
         <w:t>1.3  Uživatelské role</w:t>
       </w:r>
@@ -4293,7 +4293,7 @@
       <w:pPr>
         <w:pStyle w:val="Nadpis2"/>
       </w:pPr>
-      <w:bookmarkStart w:id="4" w:name="_Toc242612414"/>
+      <w:bookmarkStart w:id="4" w:name="_Toc242625793"/>
       <w:r>
         <w:t>1.4  O tomto manuálu</w:t>
       </w:r>
@@ -4312,7 +4312,7 @@
         <w:pStyle w:val="Nadpis1"/>
         <w:pageBreakBefore/>
       </w:pPr>
-      <w:bookmarkStart w:id="5" w:name="_Toc242612415"/>
+      <w:bookmarkStart w:id="5" w:name="_Toc242625794"/>
       <w:r>
         <w:t>2  Přihlášení a ovládání</w:t>
       </w:r>
@@ -4322,7 +4322,7 @@
       <w:pPr>
         <w:pStyle w:val="Nadpis2"/>
       </w:pPr>
-      <w:bookmarkStart w:id="6" w:name="_Toc242612416"/>
+      <w:bookmarkStart w:id="6" w:name="_Toc242625795"/>
       <w:r>
         <w:t>2.1  Přihlášení</w:t>
       </w:r>
@@ -4339,7 +4339,7 @@
           <w:noProof/>
         </w:rPr>
         <w:drawing>
-          <wp:inline distT="0" distB="0" distL="0" distR="0" wp14:anchorId="003293B6" wp14:editId="2F594BFD">
+          <wp:inline distT="0" distB="0" distL="0" distR="0" wp14:anchorId="3FABF5FC" wp14:editId="4308A248">
             <wp:extent cx="3800475" cy="2133600"/>
             <wp:effectExtent l="0" t="0" r="0" b="0"/>
             <wp:docPr id="1" name="01_login" descr="Přihlašovací obrazovka" title="Přihlašovací obrazovka"/>
@@ -4472,7 +4472,7 @@
       <w:pPr>
         <w:pStyle w:val="Nadpis2"/>
       </w:pPr>
-      <w:bookmarkStart w:id="7" w:name="_Toc242612417"/>
+      <w:bookmarkStart w:id="7" w:name="_Toc242625796"/>
       <w:r>
         <w:t>2.2  Horní lišta</w:t>
       </w:r>
@@ -4489,7 +4489,7 @@
           <w:noProof/>
         </w:rPr>
         <w:drawing>
-          <wp:inline distT="0" distB="0" distL="0" distR="0" wp14:anchorId="0FC4FC76" wp14:editId="1315EAAD">
+          <wp:inline distT="0" distB="0" distL="0" distR="0" wp14:anchorId="3D4686EA" wp14:editId="55B281EB">
             <wp:extent cx="6124575" cy="209550"/>
             <wp:effectExtent l="0" t="0" r="0" b="0"/>
             <wp:docPr id="2" name="02b_topbar" descr="Horní lišta" title="Horní lišta"/>
@@ -5196,7 +5196,7 @@
       <w:pPr>
         <w:pStyle w:val="Nadpis2"/>
       </w:pPr>
-      <w:bookmarkStart w:id="8" w:name="_Toc242612418"/>
+      <w:bookmarkStart w:id="8" w:name="_Toc242625797"/>
       <w:r>
         <w:t>2.3  Menu a ovládání</w:t>
       </w:r>
@@ -5298,7 +5298,7 @@
         <w:pStyle w:val="Nadpis1"/>
         <w:pageBreakBefore/>
       </w:pPr>
-      <w:bookmarkStart w:id="9" w:name="_Toc242612419"/>
+      <w:bookmarkStart w:id="9" w:name="_Toc242625798"/>
       <w:r>
         <w:t>3  Databáze</w:t>
       </w:r>
@@ -5323,7 +5323,7 @@
           <w:noProof/>
         </w:rPr>
         <w:drawing>
-          <wp:inline distT="0" distB="0" distL="0" distR="0" wp14:anchorId="4AD89DFA" wp14:editId="73316353">
+          <wp:inline distT="0" distB="0" distL="0" distR="0" wp14:anchorId="3C2EF614" wp14:editId="70A331B5">
             <wp:extent cx="6124575" cy="3448050"/>
             <wp:effectExtent l="0" t="0" r="0" b="0"/>
             <wp:docPr id="3" name="02_database" descr="Databáze — zakázky na PC u stroje" title="Databáze — zakázky na PC u stroje"/>
@@ -5390,7 +5390,7 @@
       <w:pPr>
         <w:pStyle w:val="Nadpis2"/>
       </w:pPr>
-      <w:bookmarkStart w:id="10" w:name="_Toc242612420"/>
+      <w:bookmarkStart w:id="10" w:name="_Toc242625799"/>
       <w:r>
         <w:t>3.1  Seznam zakázek</w:t>
       </w:r>
@@ -6233,7 +6233,7 @@
       <w:pPr>
         <w:pStyle w:val="Nadpis2"/>
       </w:pPr>
-      <w:bookmarkStart w:id="11" w:name="_Toc242612421"/>
+      <w:bookmarkStart w:id="11" w:name="_Toc242625800"/>
       <w:r>
         <w:t>3.2  Přepínače, filtr data a řazení</w:t>
       </w:r>
@@ -6250,7 +6250,7 @@
           <w:noProof/>
         </w:rPr>
         <w:drawing>
-          <wp:inline distT="0" distB="0" distL="0" distR="0" wp14:anchorId="48BC4962" wp14:editId="7A581388">
+          <wp:inline distT="0" distB="0" distL="0" distR="0" wp14:anchorId="3FB6E1CB" wp14:editId="6600F818">
             <wp:extent cx="6124575" cy="342900"/>
             <wp:effectExtent l="0" t="0" r="0" b="0"/>
             <wp:docPr id="4" name="02d_controls" descr="Hlavička Databáze: ukazatel úložiště a přepínače" title="Hlavička Databáze: ukazatel úložiště a přepínače"/>
@@ -6447,7 +6447,7 @@
       <w:pPr>
         <w:pStyle w:val="Nadpis2"/>
       </w:pPr>
-      <w:bookmarkStart w:id="12" w:name="_Toc242612422"/>
+      <w:bookmarkStart w:id="12" w:name="_Toc242625801"/>
       <w:r>
         <w:t>3.3  Rozbalení zakázky</w:t>
       </w:r>
@@ -6482,7 +6482,7 @@
           <w:noProof/>
         </w:rPr>
         <w:drawing>
-          <wp:inline distT="0" distB="0" distL="0" distR="0" wp14:anchorId="1FF24DEE" wp14:editId="2DA47150">
+          <wp:inline distT="0" distB="0" distL="0" distR="0" wp14:anchorId="4E3A9845" wp14:editId="38F069F5">
             <wp:extent cx="6124575" cy="3448050"/>
             <wp:effectExtent l="0" t="0" r="0" b="0"/>
             <wp:docPr id="5" name="03_expanded" descr="Rozbalená zakázka v seznamu" title="Rozbalená zakázka v seznamu"/>
@@ -6549,7 +6549,7 @@
       <w:pPr>
         <w:pStyle w:val="Nadpis2"/>
       </w:pPr>
-      <w:bookmarkStart w:id="13" w:name="_Toc242612423"/>
+      <w:bookmarkStart w:id="13" w:name="_Toc242625802"/>
       <w:r>
         <w:t>3.4  Stažení dat</w:t>
       </w:r>
@@ -6599,7 +6599,7 @@
       <w:pPr>
         <w:pStyle w:val="Nadpis2"/>
       </w:pPr>
-      <w:bookmarkStart w:id="14" w:name="_Toc242612424"/>
+      <w:bookmarkStart w:id="14" w:name="_Toc242625803"/>
       <w:r>
         <w:t>3.5  Mazání souborů</w:t>
       </w:r>
@@ -6654,7 +6654,7 @@
           <w:noProof/>
         </w:rPr>
         <w:drawing>
-          <wp:inline distT="0" distB="0" distL="0" distR="0" wp14:anchorId="189BD957" wp14:editId="2DED98D4">
+          <wp:inline distT="0" distB="0" distL="0" distR="0" wp14:anchorId="7A1D9C24" wp14:editId="5CFBFD7F">
             <wp:extent cx="6124575" cy="3448050"/>
             <wp:effectExtent l="0" t="0" r="0" b="0"/>
             <wp:docPr id="6" name="05_selection" descr="Výběr více souborů k hromadnému smazání" title="Výběr více souborů k hromadnému smazání"/>
@@ -6742,7 +6742,7 @@
       <w:pPr>
         <w:pStyle w:val="Nadpis2"/>
       </w:pPr>
-      <w:bookmarkStart w:id="15" w:name="_Toc242612425"/>
+      <w:bookmarkStart w:id="15" w:name="_Toc242625804"/>
       <w:r>
         <w:t>3.6  Vzdálené úložiště (NAS)</w:t>
       </w:r>
@@ -6777,7 +6777,7 @@
           <w:noProof/>
         </w:rPr>
         <w:drawing>
-          <wp:inline distT="0" distB="0" distL="0" distR="0" wp14:anchorId="0F0CB5AA" wp14:editId="75A1FA85">
+          <wp:inline distT="0" distB="0" distL="0" distR="0" wp14:anchorId="4A38EB0B" wp14:editId="049DF325">
             <wp:extent cx="6124575" cy="3448050"/>
             <wp:effectExtent l="0" t="0" r="0" b="0"/>
             <wp:docPr id="7" name="06_remote" descr="Zakázky na NAS" title="Zakázky na NAS"/>
@@ -6844,7 +6844,7 @@
       <w:pPr>
         <w:pStyle w:val="Nadpis2"/>
       </w:pPr>
-      <w:bookmarkStart w:id="16" w:name="_Toc242612426"/>
+      <w:bookmarkStart w:id="16" w:name="_Toc242625805"/>
       <w:r>
         <w:t>3.7  Lokální úložiště a jeho čištění</w:t>
       </w:r>
@@ -6861,7 +6861,7 @@
           <w:noProof/>
         </w:rPr>
         <w:drawing>
-          <wp:inline distT="0" distB="0" distL="0" distR="0" wp14:anchorId="6214B042" wp14:editId="4EBABC34">
+          <wp:inline distT="0" distB="0" distL="0" distR="0" wp14:anchorId="3A85865E" wp14:editId="2F809945">
             <wp:extent cx="2228850" cy="342900"/>
             <wp:effectExtent l="0" t="0" r="0" b="0"/>
             <wp:docPr id="8" name="04a_storagebar" descr="Ukazatel lokálního úložiště" title="Ukazatel lokálního úložiště"/>
@@ -7002,7 +7002,7 @@
           <w:noProof/>
         </w:rPr>
         <w:drawing>
-          <wp:inline distT="0" distB="0" distL="0" distR="0" wp14:anchorId="6CD2E3C4" wp14:editId="7178BDFA">
+          <wp:inline distT="0" distB="0" distL="0" distR="0" wp14:anchorId="7384ACBA" wp14:editId="43E35268">
             <wp:extent cx="2647950" cy="1981200"/>
             <wp:effectExtent l="0" t="0" r="0" b="0"/>
             <wp:docPr id="9" name="04_storage" descr="Potvrzení čištění synchronizovaných souborů" title="Potvrzení čištění synchronizovaných souborů"/>
@@ -7090,7 +7090,7 @@
       <w:pPr>
         <w:pStyle w:val="Nadpis2"/>
       </w:pPr>
-      <w:bookmarkStart w:id="17" w:name="_Toc242612427"/>
+      <w:bookmarkStart w:id="17" w:name="_Toc242625806"/>
       <w:r>
         <w:t>3.8  Testy (Testing)</w:t>
       </w:r>
@@ -7125,7 +7125,7 @@
           <w:noProof/>
         </w:rPr>
         <w:drawing>
-          <wp:inline distT="0" distB="0" distL="0" distR="0" wp14:anchorId="401D0FB0" wp14:editId="35EFB41F">
+          <wp:inline distT="0" distB="0" distL="0" distR="0" wp14:anchorId="02DD3CEC" wp14:editId="7C76D4BD">
             <wp:extent cx="6124575" cy="3448050"/>
             <wp:effectExtent l="0" t="0" r="0" b="0"/>
             <wp:docPr id="10" name="07_testing_list" descr="Seznam testů" title="Seznam testů"/>
@@ -7193,7 +7193,7 @@
         <w:pStyle w:val="Nadpis1"/>
         <w:pageBreakBefore/>
       </w:pPr>
-      <w:bookmarkStart w:id="18" w:name="_Toc242612428"/>
+      <w:bookmarkStart w:id="18" w:name="_Toc242625807"/>
       <w:r>
         <w:t>4  Detail zakázky</w:t>
       </w:r>
@@ -7238,7 +7238,7 @@
           <w:noProof/>
         </w:rPr>
         <w:drawing>
-          <wp:inline distT="0" distB="0" distL="0" distR="0" wp14:anchorId="47DDD34A" wp14:editId="23FFA968">
+          <wp:inline distT="0" distB="0" distL="0" distR="0" wp14:anchorId="75CC60E7" wp14:editId="3CAE73A1">
             <wp:extent cx="6124575" cy="3448050"/>
             <wp:effectExtent l="0" t="0" r="0" b="0"/>
             <wp:docPr id="11" name="08_order" descr="Detail zakázky — hlavička a rozložení kategorií" title="Detail zakázky — hlavička a rozložení kategorií"/>
@@ -7305,7 +7305,7 @@
       <w:pPr>
         <w:pStyle w:val="Nadpis2"/>
       </w:pPr>
-      <w:bookmarkStart w:id="19" w:name="_Toc242612429"/>
+      <w:bookmarkStart w:id="19" w:name="_Toc242625808"/>
       <w:r>
         <w:t>4.1  Hlavička a rozložení kategorií</w:t>
       </w:r>
@@ -7638,7 +7638,7 @@
       <w:pPr>
         <w:pStyle w:val="Nadpis2"/>
       </w:pPr>
-      <w:bookmarkStart w:id="20" w:name="_Toc242612430"/>
+      <w:bookmarkStart w:id="20" w:name="_Toc242625809"/>
       <w:r>
         <w:t>4.2  Časový průběh</w:t>
       </w:r>
@@ -7673,7 +7673,7 @@
           <w:noProof/>
         </w:rPr>
         <w:drawing>
-          <wp:inline distT="0" distB="0" distL="0" distR="0" wp14:anchorId="2212C75C" wp14:editId="4576E053">
+          <wp:inline distT="0" distB="0" distL="0" distR="0" wp14:anchorId="0B96CF1E" wp14:editId="33946D65">
             <wp:extent cx="6124575" cy="1990725"/>
             <wp:effectExtent l="0" t="0" r="0" b="0"/>
             <wp:docPr id="12" name="09_timeline" descr="Časový průběh zakázky" title="Časový průběh zakázky"/>
@@ -8250,7 +8250,7 @@
       <w:pPr>
         <w:pStyle w:val="Nadpis2"/>
       </w:pPr>
-      <w:bookmarkStart w:id="21" w:name="_Toc242612431"/>
+      <w:bookmarkStart w:id="21" w:name="_Toc242625810"/>
       <w:r>
         <w:t>4.3  Tabulka kusů a filtr</w:t>
       </w:r>
@@ -8325,7 +8325,7 @@
           <w:noProof/>
         </w:rPr>
         <w:drawing>
-          <wp:inline distT="0" distB="0" distL="0" distR="0" wp14:anchorId="7C88AA10" wp14:editId="21F126D1">
+          <wp:inline distT="0" distB="0" distL="0" distR="0" wp14:anchorId="603577B5" wp14:editId="7E3E478C">
             <wp:extent cx="6124575" cy="3829050"/>
             <wp:effectExtent l="0" t="0" r="0" b="0"/>
             <wp:docPr id="13" name="10b_tabs" descr="Tabulka kusů — skupina Positions" title="Tabulka kusů — skupina Positions"/>
@@ -8483,7 +8483,7 @@
           <w:noProof/>
         </w:rPr>
         <w:drawing>
-          <wp:inline distT="0" distB="0" distL="0" distR="0" wp14:anchorId="3B6AF545" wp14:editId="11502DA3">
+          <wp:inline distT="0" distB="0" distL="0" distR="0" wp14:anchorId="364BBC2C" wp14:editId="127EB6A2">
             <wp:extent cx="6124575" cy="2247900"/>
             <wp:effectExtent l="0" t="0" r="0" b="0"/>
             <wp:docPr id="14" name="11_filter" descr="Filtr — jen NOK kusy" title="Filtr — jen NOK kusy"/>
@@ -8550,7 +8550,7 @@
       <w:pPr>
         <w:pStyle w:val="Nadpis2"/>
       </w:pPr>
-      <w:bookmarkStart w:id="22" w:name="_Toc242612432"/>
+      <w:bookmarkStart w:id="22" w:name="_Toc242625811"/>
       <w:r>
         <w:t>4.4  Export a tisk zakázky</w:t>
       </w:r>
@@ -8599,7 +8599,7 @@
         <w:pStyle w:val="Nadpis1"/>
         <w:pageBreakBefore/>
       </w:pPr>
-      <w:bookmarkStart w:id="23" w:name="_Toc242612433"/>
+      <w:bookmarkStart w:id="23" w:name="_Toc242625812"/>
       <w:r>
         <w:t>5  Detail záznamu (jeden kus)</w:t>
       </w:r>
@@ -8624,7 +8624,7 @@
           <w:noProof/>
         </w:rPr>
         <w:drawing>
-          <wp:inline distT="0" distB="0" distL="0" distR="0" wp14:anchorId="4BF38A53" wp14:editId="590E7043">
+          <wp:inline distT="0" distB="0" distL="0" distR="0" wp14:anchorId="223125BE" wp14:editId="5281A90A">
             <wp:extent cx="6124575" cy="3448050"/>
             <wp:effectExtent l="0" t="0" r="0" b="0"/>
             <wp:docPr id="15" name="13_record" descr="Detail záznamu — diagramy" title="Detail záznamu — diagramy"/>
@@ -8792,7 +8792,7 @@
           <w:noProof/>
         </w:rPr>
         <w:drawing>
-          <wp:inline distT="0" distB="0" distL="0" distR="0" wp14:anchorId="19F59994" wp14:editId="7E117111">
+          <wp:inline distT="0" distB="0" distL="0" distR="0" wp14:anchorId="533EB541" wp14:editId="27BC698A">
             <wp:extent cx="3800475" cy="5372100"/>
             <wp:effectExtent l="0" t="0" r="0" b="0"/>
             <wp:docPr id="16" name="12_print_record" descr="Tiskový protokol detailu záznamu (1. strana)" title="Tiskový protokol detailu záznamu (1. strana)"/>
@@ -8881,7 +8881,7 @@
         <w:pStyle w:val="Nadpis1"/>
         <w:pageBreakBefore/>
       </w:pPr>
-      <w:bookmarkStart w:id="24" w:name="_Toc242612434"/>
+      <w:bookmarkStart w:id="24" w:name="_Toc242625813"/>
       <w:r>
         <w:t>6  Detail testu (Testing)</w:t>
       </w:r>
@@ -8906,7 +8906,7 @@
           <w:noProof/>
         </w:rPr>
         <w:drawing>
-          <wp:inline distT="0" distB="0" distL="0" distR="0" wp14:anchorId="7E2BA31E" wp14:editId="6B1D9F2C">
+          <wp:inline distT="0" distB="0" distL="0" distR="0" wp14:anchorId="02298E55" wp14:editId="0F45F307">
             <wp:extent cx="6124575" cy="3448050"/>
             <wp:effectExtent l="0" t="0" r="0" b="0"/>
             <wp:docPr id="17" name="14_testing" descr="Detail testu — Nastavení testu" title="Detail testu — Nastavení testu"/>
@@ -9425,7 +9425,7 @@
           <w:noProof/>
         </w:rPr>
         <w:drawing>
-          <wp:inline distT="0" distB="0" distL="0" distR="0" wp14:anchorId="6A703CC3" wp14:editId="6ED806B0">
+          <wp:inline distT="0" distB="0" distL="0" distR="0" wp14:anchorId="0989041A" wp14:editId="686F1888">
             <wp:extent cx="6124575" cy="3448050"/>
             <wp:effectExtent l="0" t="0" r="0" b="0"/>
             <wp:docPr id="18" name="17_test_results" descr="Výsledky testu" title="Výsledky testu"/>
@@ -9492,7 +9492,7 @@
       <w:pPr>
         <w:pStyle w:val="Nadpis2"/>
       </w:pPr>
-      <w:bookmarkStart w:id="25" w:name="_Toc242612435"/>
+      <w:bookmarkStart w:id="25" w:name="_Toc242625814"/>
       <w:r>
         <w:t>6.1  Signálová data</w:t>
       </w:r>
@@ -9972,7 +9972,7 @@
           <w:noProof/>
         </w:rPr>
         <w:drawing>
-          <wp:inline distT="0" distB="0" distL="0" distR="0" wp14:anchorId="708585D2" wp14:editId="4D6BBB1B">
+          <wp:inline distT="0" distB="0" distL="0" distR="0" wp14:anchorId="090D175D" wp14:editId="56460B39">
             <wp:extent cx="6124575" cy="3448050"/>
             <wp:effectExtent l="0" t="0" r="0" b="0"/>
             <wp:docPr id="19" name="20a_sig_overview" descr="Signálová data — Přehled" title="Signálová data — Přehled"/>
@@ -10046,7 +10046,7 @@
           <w:noProof/>
         </w:rPr>
         <w:drawing>
-          <wp:inline distT="0" distB="0" distL="0" distR="0" wp14:anchorId="38F5D15A" wp14:editId="496D3BAB">
+          <wp:inline distT="0" distB="0" distL="0" distR="0" wp14:anchorId="58296BA3" wp14:editId="48133590">
             <wp:extent cx="6124575" cy="3448050"/>
             <wp:effectExtent l="0" t="0" r="0" b="0"/>
             <wp:docPr id="20" name="20d_sig_switching" descr="Signálová data — Detail spínání" title="Signálová data — Detail spínání"/>
@@ -10221,7 +10221,7 @@
       <w:pPr>
         <w:pStyle w:val="Nadpis2"/>
       </w:pPr>
-      <w:bookmarkStart w:id="26" w:name="_Toc242612436"/>
+      <w:bookmarkStart w:id="26" w:name="_Toc242625815"/>
       <w:r>
         <w:t>6.2  Tisk protokolu testu</w:t>
       </w:r>
@@ -10260,7 +10260,7 @@
         <w:pStyle w:val="Nadpis1"/>
         <w:pageBreakBefore/>
       </w:pPr>
-      <w:bookmarkStart w:id="27" w:name="_Toc242612437"/>
+      <w:bookmarkStart w:id="27" w:name="_Toc242625816"/>
       <w:r>
         <w:t>7  Nastavení</w:t>
       </w:r>
@@ -10270,7 +10270,7 @@
       <w:pPr>
         <w:pStyle w:val="Nadpis2"/>
       </w:pPr>
-      <w:bookmarkStart w:id="28" w:name="_Toc242612438"/>
+      <w:bookmarkStart w:id="28" w:name="_Toc242625817"/>
       <w:r>
         <w:t>7.1  Předvolby</w:t>
       </w:r>
@@ -10295,7 +10295,7 @@
           <w:noProof/>
         </w:rPr>
         <w:drawing>
-          <wp:inline distT="0" distB="0" distL="0" distR="0" wp14:anchorId="7E96DE04" wp14:editId="7CD049EB">
+          <wp:inline distT="0" distB="0" distL="0" distR="0" wp14:anchorId="23FABDFD" wp14:editId="6557633B">
             <wp:extent cx="6124575" cy="3448050"/>
             <wp:effectExtent l="0" t="0" r="0" b="0"/>
             <wp:docPr id="21" name="21_settings_prefs" descr="Nastavení — Předvolby" title="Nastavení — Předvolby"/>
@@ -10362,7 +10362,7 @@
       <w:pPr>
         <w:pStyle w:val="Nadpis2"/>
       </w:pPr>
-      <w:bookmarkStart w:id="29" w:name="_Toc242612439"/>
+      <w:bookmarkStart w:id="29" w:name="_Toc242625818"/>
       <w:r>
         <w:t>7.2  Připojení</w:t>
       </w:r>
@@ -10387,7 +10387,7 @@
           <w:noProof/>
         </w:rPr>
         <w:drawing>
-          <wp:inline distT="0" distB="0" distL="0" distR="0" wp14:anchorId="5DB0AFFC" wp14:editId="5E5C3AE0">
+          <wp:inline distT="0" distB="0" distL="0" distR="0" wp14:anchorId="6486C3D8" wp14:editId="21142783">
             <wp:extent cx="6124575" cy="3448050"/>
             <wp:effectExtent l="0" t="0" r="0" b="0"/>
             <wp:docPr id="22" name="22_settings_conn" descr="Nastavení — Připojení" title="Nastavení — Připojení"/>
@@ -10454,7 +10454,7 @@
       <w:pPr>
         <w:pStyle w:val="Nadpis2"/>
       </w:pPr>
-      <w:bookmarkStart w:id="30" w:name="_Toc242612440"/>
+      <w:bookmarkStart w:id="30" w:name="_Toc242625819"/>
       <w:r>
         <w:t>7.3  Uživatelé</w:t>
       </w:r>
@@ -10479,7 +10479,7 @@
           <w:noProof/>
         </w:rPr>
         <w:drawing>
-          <wp:inline distT="0" distB="0" distL="0" distR="0" wp14:anchorId="134B8589" wp14:editId="534E8A4C">
+          <wp:inline distT="0" distB="0" distL="0" distR="0" wp14:anchorId="1D3C919A" wp14:editId="37AA7F96">
             <wp:extent cx="6124575" cy="3448050"/>
             <wp:effectExtent l="0" t="0" r="0" b="0"/>
             <wp:docPr id="23" name="23_settings_users" descr="Nastavení — Uživatelé" title="Nastavení — Uživatelé"/>
@@ -10547,7 +10547,7 @@
         <w:pStyle w:val="Nadpis1"/>
         <w:pageBreakBefore/>
       </w:pPr>
-      <w:bookmarkStart w:id="31" w:name="_Toc242612441"/>
+      <w:bookmarkStart w:id="31" w:name="_Toc242625820"/>
       <w:r>
         <w:t>8  Info</w:t>
       </w:r>
@@ -10572,7 +10572,7 @@
           <w:noProof/>
         </w:rPr>
         <w:drawing>
-          <wp:inline distT="0" distB="0" distL="0" distR="0" wp14:anchorId="071C61ED" wp14:editId="66E56C2E">
+          <wp:inline distT="0" distB="0" distL="0" distR="0" wp14:anchorId="22ED71A4" wp14:editId="0A2D5362">
             <wp:extent cx="6124575" cy="3448050"/>
             <wp:effectExtent l="0" t="0" r="0" b="0"/>
             <wp:docPr id="24" name="24_info" descr="Stránka Info" title="Stránka Info"/>
@@ -10640,7 +10640,7 @@
         <w:pStyle w:val="Nadpis1"/>
         <w:pageBreakBefore/>
       </w:pPr>
-      <w:bookmarkStart w:id="32" w:name="_Toc242612442"/>
+      <w:bookmarkStart w:id="32" w:name="_Toc242625821"/>
       <w:r>
         <w:t>9  Řešení běžných situací</w:t>
       </w:r>
@@ -11356,7 +11356,7 @@
         <w:pStyle w:val="Nadpis1"/>
         <w:pageBreakBefore/>
       </w:pPr>
-      <w:bookmarkStart w:id="33" w:name="_Toc242612443"/>
+      <w:bookmarkStart w:id="33" w:name="_Toc242625822"/>
       <w:r>
         <w:t>Příloha A  Přehled parametrů</w:t>
       </w:r>
@@ -12144,7 +12144,7 @@
                 <w:sz w:val="18"/>
                 <w:szCs w:val="18"/>
               </w:rPr>
-              <w:t>Poloha [µm] bodu sepnutí kontaktu na dopředné cestě — výška nad osou upevňovacích otvorů. PT = FP − OP.</w:t>
+              <w:t>Poloha [µm] bodu sepnutí kontaktu na dopředné cestě — výška nad osou upevňovacích otvorů. PT = FP − OP. Starší soubory: stupnice enkodéru (při stlačení roste).</w:t>
             </w:r>
           </w:p>
         </w:tc>
@@ -12239,7 +12239,7 @@
                 <w:sz w:val="18"/>
                 <w:szCs w:val="18"/>
               </w:rPr>
-              <w:t>Poloha [µm] bodu uvolnění kontaktu na zpáteční cestě — výška nad osou upevňovacích otvorů. MD = RP − OP.</w:t>
+              <w:t>Poloha [µm] bodu uvolnění kontaktu na zpáteční cestě — výška nad osou upevňovacích otvorů. MD = RP − OP. Starší soubory: stupnice enkodéru (při stlačení roste).</w:t>
             </w:r>
           </w:p>
         </w:tc>
@@ -12334,7 +12334,7 @@
                 <w:sz w:val="18"/>
                 <w:szCs w:val="18"/>
               </w:rPr>
-              <w:t>Poloha [µm] konce zdvihu — nejhlubší bod stlačení při měření (výška nad osou upevňovacích otvorů). TT = FP − TTP.</w:t>
+              <w:t>Poloha [µm] konce zdvihu — nejhlubší bod stlačení při měření (výška nad osou upevňovacích otvorů). TT = FP − TTP. Starší soubory: stupnice enkodéru (při stlačení roste).</w:t>
             </w:r>
           </w:p>
         </w:tc>
@@ -13749,7 +13749,7 @@
                 <w:sz w:val="18"/>
                 <w:szCs w:val="18"/>
               </w:rPr>
-              <w:t>Odpor [mΩ] normálně zavřeného (NC) kontaktu v bodě sepnutí (OP), záporný pól. Vysoký odpor = degradace. Nad 999,9 mΩ = rozepnuto (∞).</w:t>
+              <w:t>Odpor [mΩ] kontaktu NC těsně před přepnutím v bodě OP (medián v okně 3 µm dráhy) — NC je ještě sepnutý, očekává se nízká hodnota (jednotky mΩ). Vysoký odpor = opotřebení nebo znečištění kontaktu.</w:t>
             </w:r>
           </w:p>
         </w:tc>
@@ -13844,7 +13844,7 @@
                 <w:sz w:val="18"/>
                 <w:szCs w:val="18"/>
               </w:rPr>
-              <w:t>Odpor [mΩ] NC kontaktu v bodě sepnutí (OP), kladný pól.</w:t>
+              <w:t>Odpor [mΩ] kontaktu NC těsně po přepnutí v bodě OP — NC je už rozepnutý, očekává se ∞ (nad 999,9 mΩ).</w:t>
             </w:r>
           </w:p>
         </w:tc>
@@ -13939,7 +13939,7 @@
                 <w:sz w:val="18"/>
                 <w:szCs w:val="18"/>
               </w:rPr>
-              <w:t>Odpor [mΩ] NC kontaktu v bodě uvolnění (RP), záporný pól.</w:t>
+              <w:t>Odpor [mΩ] kontaktu NC těsně před přepnutím v bodě RP (zpětný chod) — NC je ještě rozepnutý, očekává se ∞ (nad 999,9 mΩ).</w:t>
             </w:r>
           </w:p>
         </w:tc>
@@ -14034,7 +14034,7 @@
                 <w:sz w:val="18"/>
                 <w:szCs w:val="18"/>
               </w:rPr>
-              <w:t>Odpor [mΩ] NC kontaktu v bodě uvolnění (RP), kladný pól.</w:t>
+              <w:t>Odpor [mΩ] kontaktu NC těsně po přepnutí v bodě RP — NC je znovu sepnutý, očekává se nízká hodnota (jednotky mΩ).</w:t>
             </w:r>
           </w:p>
         </w:tc>
@@ -14129,7 +14129,7 @@
                 <w:sz w:val="18"/>
                 <w:szCs w:val="18"/>
               </w:rPr>
-              <w:t>Odpor [mΩ] normálně otevřeného (NO) kontaktu v bodě sepnutí (OP), záporný pól. Nízký odpor = správně uzavřeno.</w:t>
+              <w:t>Odpor [mΩ] kontaktu NO těsně před přepnutím v bodě OP — NO je ještě rozepnutý, očekává se ∞ (nad 999,9 mΩ).</w:t>
             </w:r>
           </w:p>
         </w:tc>
@@ -14224,7 +14224,7 @@
                 <w:sz w:val="18"/>
                 <w:szCs w:val="18"/>
               </w:rPr>
-              <w:t>Odpor [mΩ] NO kontaktu v bodě sepnutí (OP), kladný pól.</w:t>
+              <w:t>Odpor [mΩ] kontaktu NO těsně po přepnutí v bodě OP (medián v okně 3 µm dráhy) — NO je sepnutý, očekává se nízká hodnota (jednotky mΩ). Vysoký odpor = špatně sepnutý kontakt.</w:t>
             </w:r>
           </w:p>
         </w:tc>
@@ -14319,7 +14319,7 @@
                 <w:sz w:val="18"/>
                 <w:szCs w:val="18"/>
               </w:rPr>
-              <w:t>Odpor [mΩ] NO kontaktu v bodě uvolnění (RP), záporný pól.</w:t>
+              <w:t>Odpor [mΩ] kontaktu NO těsně před přepnutím v bodě RP (zpětný chod) — NO je ještě sepnutý, očekává se nízká hodnota (jednotky mΩ).</w:t>
             </w:r>
           </w:p>
         </w:tc>
@@ -14414,7 +14414,7 @@
                 <w:sz w:val="18"/>
                 <w:szCs w:val="18"/>
               </w:rPr>
-              <w:t>Odpor [mΩ] NO kontaktu v bodě uvolnění (RP), kladný pól.</w:t>
+              <w:t>Odpor [mΩ] kontaktu NO těsně po přepnutí v bodě RP — NO je rozepnutý, očekává se ∞ (nad 999,9 mΩ).</w:t>
             </w:r>
           </w:p>
         </w:tc>
@@ -14628,10 +14628,10 @@
 <file path=word/numbering.xml><?xml version="1.0" encoding="utf-8"?>
 <w:numbering xmlns:wpc="http://schemas.microsoft.com/office/word/2010/wordprocessingCanvas" xmlns:cx="http://schemas.microsoft.com/office/drawing/2014/chartex" xmlns:cx1="http://schemas.microsoft.com/office/drawing/2015/9/8/chartex" xmlns:cx2="http://schemas.microsoft.com/office/drawing/2015/10/21/chartex" xmlns:cx3="http://schemas.microsoft.com/office/drawing/2016/5/9/chartex" xmlns:cx4="http://schemas.microsoft.com/office/drawing/2016/5/10/chartex" xmlns:cx5="http://schemas.microsoft.com/office/drawing/2016/5/11/chartex" xmlns:cx6="http://schemas.microsoft.com/office/drawing/2016/5/12/chartex" xmlns:cx7="http://schemas.microsoft.com/office/drawing/2016/5/13/chartex" xmlns:cx8="http://schemas.microsoft.com/office/drawing/2016/5/14/chartex" xmlns:mc="http://schemas.openxmlformats.org/markup-compatibility/2006" xmlns:aink="http://schemas.microsoft.com/office/drawing/2016/ink" xmlns:am3d="http://schemas.microsoft.com/office/drawing/2017/model3d" xmlns:o="urn:schemas-microsoft-com:office:office" xmlns:oel="http://schemas.microsoft.com/office/2019/extlst" xmlns:r="http://schemas.openxmlformats.org/officeDocument/2006/relationships" xmlns:m="http://schemas.openxmlformats.org/officeDocument/2006/math" xmlns:v="urn:schemas-microsoft-com:vml" xmlns:wp14="http://schemas.microsoft.com/office/word/2010/wordprocessingDrawing" xmlns:wp="http://schemas.openxmlformats.org/drawingml/2006/wordprocessingDrawing" xmlns:w10="urn:schemas-microsoft-com:office:word" xmlns:w="http://schemas.openxmlformats.org/wordprocessingml/2006/main" xmlns:w14="http://schemas.microsoft.com/office/word/2010/wordml" xmlns:w15="http://schemas.microsoft.com/office/word/2012/wordml" xmlns:w16cex="http://schemas.microsoft.com/office/word/2018/wordml/cex" xmlns:w16cid="http://schemas.microsoft.com/office/word/2016/wordml/cid" xmlns:w16="http://schemas.microsoft.com/office/word/2018/wordml" xmlns:w16du="http://schemas.microsoft.com/office/word/2023/wordml/word16du" xmlns:w16sdtdh="http://schemas.microsoft.com/office/word/2020/wordml/sdtdatahash" xmlns:w16sdtfl="http://schemas.microsoft.com/office/word/2024/wordml/sdtformatlock" xmlns:w16se="http://schemas.microsoft.com/office/word/2015/wordml/symex" xmlns:wpg="http://schemas.microsoft.com/office/word/2010/wordprocessingGroup" xmlns:wpi="http://schemas.microsoft.com/office/word/2010/wordprocessingInk" xmlns:wne="http://schemas.microsoft.com/office/word/2006/wordml" xmlns:wps="http://schemas.microsoft.com/office/word/2010/wordprocessingShape" mc:Ignorable="w14 w15 w16se w16cid w16 w16cex w16sdtdh w16sdtfl w16du wp14">
   <w:abstractNum w:abstractNumId="0" w15:restartNumberingAfterBreak="0">
-    <w:nsid w:val="4C1348A5"/>
+    <w:nsid w:val="194E7726"/>
     <w:multiLevelType w:val="hybridMultilevel"/>
-    <w:tmpl w:val="78665DFE"/>
-    <w:lvl w:ilvl="0" w:tplc="6E08A2D0" w:tentative="1">
+    <w:tmpl w:val="4F7A7FC4"/>
+    <w:lvl w:ilvl="0" w:tplc="ECA07210" w:tentative="1">
       <w:start w:val="1"/>
       <w:numFmt w:val="bullet"/>
       <w:lvlText w:val="●"/>
@@ -14640,7 +14640,7 @@
         <w:ind w:left="720" w:hanging="360"/>
       </w:pPr>
     </w:lvl>
-    <w:lvl w:ilvl="1" w:tplc="B2D29362" w:tentative="1">
+    <w:lvl w:ilvl="1" w:tplc="6E5C2484" w:tentative="1">
       <w:start w:val="1"/>
       <w:numFmt w:val="bullet"/>
       <w:lvlText w:val="○"/>
@@ -14649,7 +14649,7 @@
         <w:ind w:left="1440" w:hanging="360"/>
       </w:pPr>
     </w:lvl>
-    <w:lvl w:ilvl="2" w:tplc="888E2134" w:tentative="1">
+    <w:lvl w:ilvl="2" w:tplc="2344434E" w:tentative="1">
       <w:start w:val="1"/>
       <w:numFmt w:val="bullet"/>
       <w:lvlText w:val="■"/>
@@ -14658,7 +14658,7 @@
         <w:ind w:left="2160" w:hanging="360"/>
       </w:pPr>
     </w:lvl>
-    <w:lvl w:ilvl="3" w:tplc="281AB946" w:tentative="1">
+    <w:lvl w:ilvl="3" w:tplc="6F6CE546" w:tentative="1">
       <w:start w:val="1"/>
       <w:numFmt w:val="bullet"/>
       <w:lvlText w:val="●"/>
@@ -14667,7 +14667,7 @@
         <w:ind w:left="2880" w:hanging="360"/>
       </w:pPr>
     </w:lvl>
-    <w:lvl w:ilvl="4" w:tplc="2C5E9C28" w:tentative="1">
+    <w:lvl w:ilvl="4" w:tplc="65B64C6E" w:tentative="1">
       <w:start w:val="1"/>
       <w:numFmt w:val="bullet"/>
       <w:lvlText w:val="○"/>
@@ -14676,7 +14676,7 @@
         <w:ind w:left="3600" w:hanging="360"/>
       </w:pPr>
     </w:lvl>
-    <w:lvl w:ilvl="5" w:tplc="563C9A60" w:tentative="1">
+    <w:lvl w:ilvl="5" w:tplc="6742CD8C" w:tentative="1">
       <w:start w:val="1"/>
       <w:numFmt w:val="bullet"/>
       <w:lvlText w:val="■"/>
@@ -14685,7 +14685,7 @@
         <w:ind w:left="4320" w:hanging="360"/>
       </w:pPr>
     </w:lvl>
-    <w:lvl w:ilvl="6" w:tplc="BE5A31A6" w:tentative="1">
+    <w:lvl w:ilvl="6" w:tplc="1EC6FA16" w:tentative="1">
       <w:start w:val="1"/>
       <w:numFmt w:val="bullet"/>
       <w:lvlText w:val="●"/>
@@ -14694,7 +14694,7 @@
         <w:ind w:left="5040" w:hanging="360"/>
       </w:pPr>
     </w:lvl>
-    <w:lvl w:ilvl="7" w:tplc="2674ADD0" w:tentative="1">
+    <w:lvl w:ilvl="7" w:tplc="A3185CCA" w:tentative="1">
       <w:start w:val="1"/>
       <w:numFmt w:val="bullet"/>
       <w:lvlText w:val="●"/>
@@ -14703,7 +14703,7 @@
         <w:ind w:left="5760" w:hanging="360"/>
       </w:pPr>
     </w:lvl>
-    <w:lvl w:ilvl="8" w:tplc="A4FCF75A" w:tentative="1">
+    <w:lvl w:ilvl="8" w:tplc="224E8DE6" w:tentative="1">
       <w:start w:val="1"/>
       <w:numFmt w:val="bullet"/>
       <w:lvlText w:val="●"/>
@@ -14714,10 +14714,10 @@
     </w:lvl>
   </w:abstractNum>
   <w:abstractNum w:abstractNumId="1" w15:restartNumberingAfterBreak="0">
-    <w:nsid w:val="65BE679D"/>
+    <w:nsid w:val="3F5F6AAD"/>
     <w:multiLevelType w:val="hybridMultilevel"/>
-    <w:tmpl w:val="8DE4041C"/>
-    <w:lvl w:ilvl="0" w:tplc="05107220">
+    <w:tmpl w:val="7D4C4828"/>
+    <w:lvl w:ilvl="0" w:tplc="898061B0">
       <w:start w:val="1"/>
       <w:numFmt w:val="bullet"/>
       <w:lvlText w:val="•"/>
@@ -14726,52 +14726,52 @@
         <w:ind w:left="540" w:hanging="270"/>
       </w:pPr>
     </w:lvl>
-    <w:lvl w:ilvl="1" w:tplc="97C49E30">
+    <w:lvl w:ilvl="1" w:tplc="2646D39E">
       <w:numFmt w:val="decimal"/>
       <w:lvlText w:val=""/>
       <w:lvlJc w:val="left"/>
     </w:lvl>
-    <w:lvl w:ilvl="2" w:tplc="0E02A3BA">
+    <w:lvl w:ilvl="2" w:tplc="CE8EA42A">
       <w:numFmt w:val="decimal"/>
       <w:lvlText w:val=""/>
       <w:lvlJc w:val="left"/>
     </w:lvl>
-    <w:lvl w:ilvl="3" w:tplc="8C4A6F6C">
+    <w:lvl w:ilvl="3" w:tplc="77BA843E">
       <w:numFmt w:val="decimal"/>
       <w:lvlText w:val=""/>
       <w:lvlJc w:val="left"/>
     </w:lvl>
-    <w:lvl w:ilvl="4" w:tplc="21B22642">
+    <w:lvl w:ilvl="4" w:tplc="B394D662">
       <w:numFmt w:val="decimal"/>
       <w:lvlText w:val=""/>
       <w:lvlJc w:val="left"/>
     </w:lvl>
-    <w:lvl w:ilvl="5" w:tplc="3EB402DA">
+    <w:lvl w:ilvl="5" w:tplc="03844002">
       <w:numFmt w:val="decimal"/>
       <w:lvlText w:val=""/>
       <w:lvlJc w:val="left"/>
     </w:lvl>
-    <w:lvl w:ilvl="6" w:tplc="CE0AF856">
+    <w:lvl w:ilvl="6" w:tplc="09068884">
       <w:numFmt w:val="decimal"/>
       <w:lvlText w:val=""/>
       <w:lvlJc w:val="left"/>
     </w:lvl>
-    <w:lvl w:ilvl="7" w:tplc="8DCC4F3A">
+    <w:lvl w:ilvl="7" w:tplc="CFB29554">
       <w:numFmt w:val="decimal"/>
       <w:lvlText w:val=""/>
       <w:lvlJc w:val="left"/>
     </w:lvl>
-    <w:lvl w:ilvl="8" w:tplc="BB1E1D66">
+    <w:lvl w:ilvl="8" w:tplc="5400D77E">
       <w:numFmt w:val="decimal"/>
       <w:lvlText w:val=""/>
       <w:lvlJc w:val="left"/>
     </w:lvl>
   </w:abstractNum>
   <w:abstractNum w:abstractNumId="2" w15:restartNumberingAfterBreak="0">
-    <w:nsid w:val="77EF56FC"/>
+    <w:nsid w:val="53372043"/>
     <w:multiLevelType w:val="hybridMultilevel"/>
-    <w:tmpl w:val="9E38389E"/>
-    <w:lvl w:ilvl="0" w:tplc="75526324">
+    <w:tmpl w:val="E9CA967C"/>
+    <w:lvl w:ilvl="0" w:tplc="96305488">
       <w:start w:val="1"/>
       <w:numFmt w:val="decimal"/>
       <w:lvlText w:val="%1."/>
@@ -14780,60 +14780,60 @@
         <w:ind w:left="540" w:hanging="300"/>
       </w:pPr>
     </w:lvl>
-    <w:lvl w:ilvl="1" w:tplc="F6C481D6">
+    <w:lvl w:ilvl="1" w:tplc="47B66FB8">
       <w:numFmt w:val="decimal"/>
       <w:lvlText w:val=""/>
       <w:lvlJc w:val="left"/>
     </w:lvl>
-    <w:lvl w:ilvl="2" w:tplc="6F02368E">
+    <w:lvl w:ilvl="2" w:tplc="7D64D3E4">
       <w:numFmt w:val="decimal"/>
       <w:lvlText w:val=""/>
       <w:lvlJc w:val="left"/>
     </w:lvl>
-    <w:lvl w:ilvl="3" w:tplc="6D421B04">
+    <w:lvl w:ilvl="3" w:tplc="54E2D0DC">
       <w:numFmt w:val="decimal"/>
       <w:lvlText w:val=""/>
       <w:lvlJc w:val="left"/>
     </w:lvl>
-    <w:lvl w:ilvl="4" w:tplc="BDD2AF0E">
+    <w:lvl w:ilvl="4" w:tplc="0D62B488">
       <w:numFmt w:val="decimal"/>
       <w:lvlText w:val=""/>
       <w:lvlJc w:val="left"/>
     </w:lvl>
-    <w:lvl w:ilvl="5" w:tplc="3ED26EBC">
+    <w:lvl w:ilvl="5" w:tplc="45425CC6">
       <w:numFmt w:val="decimal"/>
       <w:lvlText w:val=""/>
       <w:lvlJc w:val="left"/>
     </w:lvl>
-    <w:lvl w:ilvl="6" w:tplc="9F46A932">
+    <w:lvl w:ilvl="6" w:tplc="B5866070">
       <w:numFmt w:val="decimal"/>
       <w:lvlText w:val=""/>
       <w:lvlJc w:val="left"/>
     </w:lvl>
-    <w:lvl w:ilvl="7" w:tplc="525019EC">
+    <w:lvl w:ilvl="7" w:tplc="01323DA6">
       <w:numFmt w:val="decimal"/>
       <w:lvlText w:val=""/>
       <w:lvlJc w:val="left"/>
     </w:lvl>
-    <w:lvl w:ilvl="8" w:tplc="F566E9C4">
+    <w:lvl w:ilvl="8" w:tplc="92565C56">
       <w:numFmt w:val="decimal"/>
       <w:lvlText w:val=""/>
       <w:lvlJc w:val="left"/>
     </w:lvl>
   </w:abstractNum>
-  <w:num w:numId="1" w16cid:durableId="896161277">
+  <w:num w:numId="1" w16cid:durableId="1923831346">
     <w:abstractNumId w:val="0"/>
     <w:lvlOverride w:ilvl="0">
       <w:startOverride w:val="1"/>
     </w:lvlOverride>
   </w:num>
-  <w:num w:numId="2" w16cid:durableId="942152107">
+  <w:num w:numId="2" w16cid:durableId="23288611">
     <w:abstractNumId w:val="1"/>
     <w:lvlOverride w:ilvl="0">
       <w:startOverride w:val="1"/>
     </w:lvlOverride>
   </w:num>
-  <w:num w:numId="3" w16cid:durableId="656421928">
+  <w:num w:numId="3" w16cid:durableId="1087265412">
     <w:abstractNumId w:val="2"/>
     <w:lvlOverride w:ilvl="0">
       <w:startOverride w:val="1"/>
@@ -15469,7 +15469,7 @@
     <w:autoRedefine/>
     <w:uiPriority w:val="39"/>
     <w:unhideWhenUsed/>
-    <w:rsid w:val="009709E0"/>
+    <w:rsid w:val="00BD0DDA"/>
     <w:pPr>
       <w:spacing w:after="100"/>
     </w:pPr>
@@ -15481,7 +15481,7 @@
     <w:autoRedefine/>
     <w:uiPriority w:val="39"/>
     <w:unhideWhenUsed/>
-    <w:rsid w:val="009709E0"/>
+    <w:rsid w:val="00BD0DDA"/>
     <w:pPr>
       <w:spacing w:after="100"/>
       <w:ind w:left="200"/>
